--- a/manuscript/Cover_Letter_JCMC_Oxford.docx
+++ b/manuscript/Cover_Letter_JCMC_Oxford.docx
@@ -4,74 +4,86 @@
   <w:body>
     <w:p>
       <w:pPr>
-        <w:spacing w:before="240" w:after="240"/>
-        <w:jc w:val="center"/>
+        <w:spacing w:after="120"/>
       </w:pPr>
       <w:r>
         <w:rPr>
           <w:rFonts w:ascii="Times New Roman" w:hAnsi="Times New Roman"/>
           <w:b/>
-          <w:color w:val="0F172A"/>
-          <w:sz w:val="32"/>
+          <w:sz w:val="26"/>
         </w:rPr>
         <w:t>COVER LETTER FOR SUBMISSION TO JOURNAL OF COMPUTER-MEDIATED COMMUNICATION</w:t>
       </w:r>
     </w:p>
-    <w:p/>
     <w:p>
       <w:pPr>
-        <w:spacing w:after="120" w:line="276" w:lineRule="auto"/>
+        <w:spacing w:after="120"/>
       </w:pPr>
       <w:r>
         <w:rPr>
           <w:rFonts w:ascii="Times New Roman" w:hAnsi="Times New Roman"/>
-          <w:b w:val="0"/>
+          <w:b/>
           <w:sz w:val="22"/>
         </w:rPr>
-        <w:t>**Date:** March 20, 2026</w:t>
+        <w:t>Date:</w:t>
       </w:r>
-    </w:p>
-    <w:p/>
-    <w:p>
-      <w:pPr>
-        <w:spacing w:after="120" w:line="276" w:lineRule="auto"/>
-      </w:pPr>
-      <w:r>
-        <w:rPr>
-          <w:rFonts w:ascii="Times New Roman" w:hAnsi="Times New Roman"/>
-          <w:b w:val="0"/>
-          <w:sz w:val="22"/>
-        </w:rPr>
-        <w:t>**To:**</w:t>
-      </w:r>
-    </w:p>
-    <w:p>
-      <w:pPr>
-        <w:spacing w:after="120" w:line="276" w:lineRule="auto"/>
-      </w:pPr>
       <w:r>
         <w:rPr>
           <w:rFonts w:ascii="Times New Roman" w:hAnsi="Times New Roman"/>
           <w:sz w:val="22"/>
         </w:rPr>
-        <w:t>**Editor-in-Chief &amp; Editorial Board**</w:t>
+        <w:t xml:space="preserve"> March 20, 2026</w:t>
       </w:r>
     </w:p>
     <w:p>
       <w:pPr>
-        <w:spacing w:after="120" w:line="276" w:lineRule="auto"/>
+        <w:spacing w:after="120"/>
       </w:pPr>
+      <w:r>
+        <w:rPr>
+          <w:rFonts w:ascii="Times New Roman" w:hAnsi="Times New Roman"/>
+          <w:b/>
+          <w:sz w:val="22"/>
+        </w:rPr>
+        <w:t>To:</w:t>
+      </w:r>
+    </w:p>
+    <w:p>
+      <w:pPr>
+        <w:spacing w:after="120"/>
+      </w:pPr>
+      <w:r>
+        <w:rPr>
+          <w:rFonts w:ascii="Times New Roman" w:hAnsi="Times New Roman"/>
+          <w:b/>
+          <w:sz w:val="22"/>
+        </w:rPr>
+        <w:t>Editor-in-Chief &amp; Editorial Board</w:t>
+      </w:r>
+    </w:p>
+    <w:p>
+      <w:pPr>
+        <w:spacing w:after="120"/>
+      </w:pPr>
+      <w:r>
+        <w:rPr>
+          <w:rFonts w:ascii="Times New Roman" w:hAnsi="Times New Roman"/>
+          <w:i/>
+          <w:sz w:val="22"/>
+        </w:rPr>
+        <w:t>Journal of Computer-Mediated Communication</w:t>
+      </w:r>
       <w:r>
         <w:rPr>
           <w:rFonts w:ascii="Times New Roman" w:hAnsi="Times New Roman"/>
           <w:sz w:val="22"/>
         </w:rPr>
-        <w:t>*Journal of Computer-Mediated Communication* (JCMC)</w:t>
+        <w:t xml:space="preserve"> (JCMC)</w:t>
       </w:r>
     </w:p>
     <w:p>
       <w:pPr>
-        <w:spacing w:after="120" w:line="276" w:lineRule="auto"/>
+        <w:spacing w:after="120"/>
       </w:pPr>
       <w:r>
         <w:rPr>
@@ -81,36 +93,29 @@
         <w:t>Oxford University Press on behalf of the International Communication Association (ICA)</w:t>
       </w:r>
     </w:p>
-    <w:p/>
     <w:p>
       <w:pPr>
-        <w:spacing w:after="120" w:line="276" w:lineRule="auto"/>
+        <w:spacing w:after="120"/>
       </w:pPr>
       <w:r>
         <w:rPr>
           <w:rFonts w:ascii="Times New Roman" w:hAnsi="Times New Roman"/>
-          <w:b w:val="0"/>
+          <w:b/>
           <w:sz w:val="22"/>
         </w:rPr>
-        <w:t>**Subject:** Submission of Original Research Article for Double-Blind Peer Review</w:t>
+        <w:t>Subject:</w:t>
+      </w:r>
+      <w:r>
+        <w:rPr>
+          <w:rFonts w:ascii="Times New Roman" w:hAnsi="Times New Roman"/>
+          <w:sz w:val="22"/>
+        </w:rPr>
+        <w:t xml:space="preserve"> Submission of Original Research Article for Double-Blind Peer Review</w:t>
       </w:r>
     </w:p>
-    <w:p/>
     <w:p>
       <w:pPr>
-        <w:spacing w:before="80" w:after="80"/>
-      </w:pPr>
-      <w:r>
-        <w:rPr>
-          <w:color w:val="94A3B8"/>
-        </w:rPr>
-        <w:t>――――――――――――――――――――――――――――――――――――――――</w:t>
-      </w:r>
-    </w:p>
-    <w:p/>
-    <w:p>
-      <w:pPr>
-        <w:spacing w:after="120" w:line="276" w:lineRule="auto"/>
+        <w:spacing w:after="120"/>
       </w:pPr>
       <w:r>
         <w:rPr>
@@ -120,10 +125,9 @@
         <w:t>Dear Editor-in-Chief and Members of the Editorial Board,</w:t>
       </w:r>
     </w:p>
-    <w:p/>
     <w:p>
       <w:pPr>
-        <w:spacing w:after="120" w:line="276" w:lineRule="auto"/>
+        <w:spacing w:after="120"/>
       </w:pPr>
       <w:r>
         <w:rPr>
@@ -133,49 +137,62 @@
         <w:t>We are delighted to submit our original research manuscript entitled:</w:t>
       </w:r>
     </w:p>
-    <w:p/>
     <w:p>
       <w:pPr>
-        <w:spacing w:after="120" w:line="276" w:lineRule="auto"/>
+        <w:spacing w:after="120"/>
+      </w:pPr>
+      <w:r>
+        <w:rPr>
+          <w:rFonts w:ascii="Times New Roman" w:hAnsi="Times New Roman"/>
+          <w:b/>
+          <w:sz w:val="22"/>
+        </w:rPr>
+        <w:t>"Digital Sarcasm, Networked Affect, and the Algorithmic Oracle: A Computational Communication Forensic of Citizen Dissent and the Phygital Governance Disconnect on Platform X"</w:t>
+      </w:r>
+    </w:p>
+    <w:p>
+      <w:pPr>
+        <w:spacing w:after="120"/>
       </w:pPr>
       <w:r>
         <w:rPr>
           <w:rFonts w:ascii="Times New Roman" w:hAnsi="Times New Roman"/>
           <w:sz w:val="22"/>
         </w:rPr>
-        <w:t>**"Digital Sarcasm, Networked Affect, and the Algorithmic Oracle: A Computational Communication Forensic of Citizen Dissent and the Phygital Governance Disconnect on Platform X"**</w:t>
+        <w:t xml:space="preserve">for consideration as an Original Research Article in the </w:t>
       </w:r>
-    </w:p>
-    <w:p/>
-    <w:p>
-      <w:pPr>
-        <w:spacing w:after="120" w:line="276" w:lineRule="auto"/>
-      </w:pPr>
+      <w:r>
+        <w:rPr>
+          <w:rFonts w:ascii="Times New Roman" w:hAnsi="Times New Roman"/>
+          <w:i/>
+          <w:sz w:val="22"/>
+        </w:rPr>
+        <w:t>Journal of Computer-Mediated Communication</w:t>
+      </w:r>
       <w:r>
         <w:rPr>
           <w:rFonts w:ascii="Times New Roman" w:hAnsi="Times New Roman"/>
           <w:sz w:val="22"/>
         </w:rPr>
-        <w:t>for consideration as an Original Research Article in the *Journal of Computer-Mediated Communication* (JCMC).</w:t>
+        <w:t xml:space="preserve"> (JCMC).</w:t>
       </w:r>
     </w:p>
-    <w:p/>
     <w:p>
       <w:pPr>
-        <w:spacing w:before="160" w:after="80"/>
+        <w:spacing w:after="120"/>
       </w:pPr>
       <w:r>
         <w:rPr>
           <w:rFonts w:ascii="Times New Roman" w:hAnsi="Times New Roman"/>
           <w:b/>
-          <w:sz w:val="24"/>
+          <w:sz w:val="23"/>
         </w:rPr>
         <w:t>Research Significance and Alignment with JCMC Scope</w:t>
       </w:r>
     </w:p>
     <w:p>
       <w:pPr>
-        <w:spacing w:after="120" w:line="276" w:lineRule="auto"/>
+        <w:spacing w:after="120"/>
       </w:pPr>
       <w:r>
         <w:rPr>
@@ -185,68 +202,119 @@
         <w:t>In an era where algorithmic mediation, artificial intelligence agents, and non-verbal computer-mediated tokens redefine political discourse, scholarship in Computer-Mediated Communication (CMC) urgently requires empirical frameworks bridging micro-linguistic nuance with macro-network architecture.</w:t>
       </w:r>
     </w:p>
-    <w:p/>
     <w:p>
       <w:pPr>
-        <w:spacing w:after="120" w:line="276" w:lineRule="auto"/>
+        <w:spacing w:after="120"/>
       </w:pPr>
       <w:r>
         <w:rPr>
           <w:rFonts w:ascii="Times New Roman" w:hAnsi="Times New Roman"/>
           <w:sz w:val="22"/>
         </w:rPr>
-        <w:t>Our study investigates citizen reaction to Indonesia's multi-billion-dollar Free Nutritious Meal (*Makan Bergizi Gratis* / MBG) program on Platform X ($N = 9,862$). We make three primary theoretical and empirical contributions that align squarely with JCMC's mission:</w:t>
+        <w:t>Our study investigates citizen reaction to Indonesia's multi-billion-dollar Free Nutritious Meal (</w:t>
+      </w:r>
+      <w:r>
+        <w:rPr>
+          <w:rFonts w:ascii="Times New Roman" w:hAnsi="Times New Roman"/>
+          <w:i/>
+          <w:sz w:val="22"/>
+        </w:rPr>
+        <w:t>Makan Bergizi Gratis</w:t>
+      </w:r>
+      <w:r>
+        <w:rPr>
+          <w:rFonts w:ascii="Times New Roman" w:hAnsi="Times New Roman"/>
+          <w:sz w:val="22"/>
+        </w:rPr>
+        <w:t xml:space="preserve"> / MBG) program on Platform X (N = 9,862). We make three primary theoretical and empirical contributions that align squarely with JCMC's mission:</w:t>
       </w:r>
     </w:p>
     <w:p>
       <w:pPr>
         <w:pStyle w:val="ListNumber"/>
-        <w:spacing w:after="60" w:line="276" w:lineRule="auto"/>
+        <w:spacing w:after="120"/>
       </w:pPr>
+      <w:r>
+        <w:rPr>
+          <w:rFonts w:ascii="Times New Roman" w:hAnsi="Times New Roman"/>
+          <w:b/>
+          <w:sz w:val="22"/>
+        </w:rPr>
+        <w:t>Paralinguistic Sarcasm Inversion &amp; Affective CMC:</w:t>
+      </w:r>
       <w:r>
         <w:rPr>
           <w:rFonts w:ascii="Times New Roman" w:hAnsi="Times New Roman"/>
           <w:sz w:val="22"/>
         </w:rPr>
-        <w:t>**Paralinguistic Sarcasm Inversion &amp; Affective CMC:** We examine how non-verbal digital affordances (sarcastic emojis such as 🤡, 🤮, 😭) invert literal laudatory text into visceral moral resistance, addressing pragmatic incongruence that conventional sentiment analysis consistently misinterprets.</w:t>
+        <w:t xml:space="preserve"> We examine how non-verbal digital affordances (sarcastic emojis such as 🤡, 🤮, 😭) invert literal laudatory text into visceral moral resistance, addressing pragmatic incongruence that conventional sentiment analysis consistently misinterprets.</w:t>
       </w:r>
     </w:p>
     <w:p>
       <w:pPr>
         <w:pStyle w:val="ListNumber"/>
-        <w:spacing w:after="60" w:line="276" w:lineRule="auto"/>
+        <w:spacing w:after="120"/>
       </w:pPr>
+      <w:r>
+        <w:rPr>
+          <w:rFonts w:ascii="Times New Roman" w:hAnsi="Times New Roman"/>
+          <w:b/>
+          <w:sz w:val="22"/>
+        </w:rPr>
+        <w:t>The Algorithmic Oracle &amp; Human-Machine Communication (HMC):</w:t>
+      </w:r>
       <w:r>
         <w:rPr>
           <w:rFonts w:ascii="Times New Roman" w:hAnsi="Times New Roman"/>
           <w:sz w:val="22"/>
         </w:rPr>
-        <w:t>**The Algorithmic Oracle &amp; Human-Machine Communication (HMC):** We reveal an acute structural power asymmetry where official government accounts manifested high authority but zero conversational reciprocity, creating an institutional communication vacuum. Consequently, citizens bypassed human governance to petition an autonomous generative AI agent (`@grok`, out-degree = 42) as an objective "Algorithmic Oracle" to adjudicate public policy facts.</w:t>
+        <w:t xml:space="preserve"> We reveal an acute structural power asymmetry where official government accounts manifested high authority but zero conversational reciprocity, creating an institutional communication vacuum. Consequently, citizens bypassed human governance to petition an autonomous generative AI agent (</w:t>
+      </w:r>
+      <w:r>
+        <w:rPr>
+          <w:rFonts w:ascii="Times New Roman" w:hAnsi="Times New Roman"/>
+          <w:sz w:val="22"/>
+        </w:rPr>
+        <w:t>@grok</w:t>
+      </w:r>
+      <w:r>
+        <w:rPr>
+          <w:rFonts w:ascii="Times New Roman" w:hAnsi="Times New Roman"/>
+          <w:sz w:val="22"/>
+        </w:rPr>
+        <w:t>, out-degree = 42) as an objective "Algorithmic Oracle" to adjudicate public policy facts.</w:t>
       </w:r>
     </w:p>
     <w:p>
       <w:pPr>
         <w:pStyle w:val="ListNumber"/>
-        <w:spacing w:after="60" w:line="276" w:lineRule="auto"/>
+        <w:spacing w:after="120"/>
       </w:pPr>
+      <w:r>
+        <w:rPr>
+          <w:rFonts w:ascii="Times New Roman" w:hAnsi="Times New Roman"/>
+          <w:b/>
+          <w:sz w:val="22"/>
+        </w:rPr>
+        <w:t>The Phygital Governance Disconnect:</w:t>
+      </w:r>
       <w:r>
         <w:rPr>
           <w:rFonts w:ascii="Times New Roman" w:hAnsi="Times New Roman"/>
           <w:sz w:val="22"/>
         </w:rPr>
-        <w:t>**The Phygital Governance Disconnect:** Combining Aspect-Based Sentiment Analysis (ABSA) and Plutchik emotion modeling, we demonstrate how physical operational breakdowns (food poisoning, procurement corruption, logistical failures) triggered widespread digital moral disgust ($98.14\%$), severing public trust.</w:t>
+        <w:t xml:space="preserve"> Combining Aspect-Based Sentiment Analysis (ABSA) and Plutchik emotion modeling, we demonstrate how physical operational breakdowns (food poisoning, procurement corruption, logistical failures) triggered widespread digital moral disgust (98.14%), severing public trust.</w:t>
       </w:r>
     </w:p>
-    <w:p/>
     <w:p>
       <w:pPr>
-        <w:spacing w:before="160" w:after="80"/>
+        <w:spacing w:after="120"/>
       </w:pPr>
       <w:r>
         <w:rPr>
           <w:rFonts w:ascii="Times New Roman" w:hAnsi="Times New Roman"/>
           <w:b/>
-          <w:sz w:val="24"/>
+          <w:sz w:val="23"/>
         </w:rPr>
         <w:t>Methodological Rigor and Empirical Accountability</w:t>
       </w:r>
@@ -254,65 +322,185 @@
     <w:p>
       <w:pPr>
         <w:pStyle w:val="ListBullet"/>
-        <w:spacing w:after="60" w:line="276" w:lineRule="auto"/>
+        <w:spacing w:after="120"/>
       </w:pPr>
+      <w:r>
+        <w:rPr>
+          <w:rFonts w:ascii="Times New Roman" w:hAnsi="Times New Roman"/>
+          <w:b/>
+          <w:sz w:val="22"/>
+        </w:rPr>
+        <w:t>State-of-the-Art Transformer Architecture:</w:t>
+      </w:r>
       <w:r>
         <w:rPr>
           <w:rFonts w:ascii="Times New Roman" w:hAnsi="Times New Roman"/>
           <w:sz w:val="22"/>
         </w:rPr>
-        <w:t>**State-of-the-Art Transformer Architecture:** Fine-tuned `indobenchmark/indobert-base-p2` with monotonic training loss reduction ($1.8708 \rightarrow 0.6974$) and $223.3$ posts/sec GPU inference throughput.</w:t>
+        <w:t xml:space="preserve"> Fine-tuned </w:t>
+      </w:r>
+      <w:r>
+        <w:rPr>
+          <w:rFonts w:ascii="Times New Roman" w:hAnsi="Times New Roman"/>
+          <w:sz w:val="22"/>
+        </w:rPr>
+        <w:t>indobenchmark/indobert-base-p2</w:t>
+      </w:r>
+      <w:r>
+        <w:rPr>
+          <w:rFonts w:ascii="Times New Roman" w:hAnsi="Times New Roman"/>
+          <w:sz w:val="22"/>
+        </w:rPr>
+        <w:t xml:space="preserve"> with monotonic training loss reduction (1.8708 → 0.6974) and 223.3 posts/sec GPU inference throughput.</w:t>
       </w:r>
     </w:p>
     <w:p>
       <w:pPr>
         <w:pStyle w:val="ListBullet"/>
-        <w:spacing w:after="60" w:line="276" w:lineRule="auto"/>
+        <w:spacing w:after="120"/>
       </w:pPr>
+      <w:r>
+        <w:rPr>
+          <w:rFonts w:ascii="Times New Roman" w:hAnsi="Times New Roman"/>
+          <w:b/>
+          <w:sz w:val="22"/>
+        </w:rPr>
+        <w:t>Transparent Validation Scope:</w:t>
+      </w:r>
       <w:r>
         <w:rPr>
           <w:rFonts w:ascii="Times New Roman" w:hAnsi="Times New Roman"/>
           <w:sz w:val="22"/>
         </w:rPr>
-        <w:t>**Multi-Annotator Inter-Rater Reliability Gold Standard:** Stratified sample ($n = 100$) evaluated by independent communication and corpus linguistics scholars achieved inter-human agreement of **95.00%** ($κ = 0.9135$), Tri-Rater Fleiss' Kappa of **$κ_{\Fleiss} = 0.8442$**, Krippendorff's Alpha **$α = 0.8447$**, and IndoBERT vs. Consensus Gold accuracy of **90.00%** ($κ = 0.8243$).</w:t>
+        <w:t xml:space="preserve"> Emotion metrics are reported against silver-standard labels on a group-aware holdout set (n = 1,058): accuracy </w:t>
+      </w:r>
+      <w:r>
+        <w:rPr>
+          <w:rFonts w:ascii="Times New Roman" w:hAnsi="Times New Roman"/>
+          <w:b/>
+          <w:sz w:val="22"/>
+        </w:rPr>
+        <w:t>75.99%</w:t>
+      </w:r>
+      <w:r>
+        <w:rPr>
+          <w:rFonts w:ascii="Times New Roman" w:hAnsi="Times New Roman"/>
+          <w:sz w:val="22"/>
+        </w:rPr>
+        <w:t xml:space="preserve">, macro-F1 </w:t>
+      </w:r>
+      <w:r>
+        <w:rPr>
+          <w:rFonts w:ascii="Times New Roman" w:hAnsi="Times New Roman"/>
+          <w:b/>
+          <w:sz w:val="22"/>
+        </w:rPr>
+        <w:t>0.4535</w:t>
+      </w:r>
+      <w:r>
+        <w:rPr>
+          <w:rFonts w:ascii="Times New Roman" w:hAnsi="Times New Roman"/>
+          <w:sz w:val="22"/>
+        </w:rPr>
+        <w:t xml:space="preserve">, weighted-F1 </w:t>
+      </w:r>
+      <w:r>
+        <w:rPr>
+          <w:rFonts w:ascii="Times New Roman" w:hAnsi="Times New Roman"/>
+          <w:b/>
+          <w:sz w:val="22"/>
+        </w:rPr>
+        <w:t>0.7434</w:t>
+      </w:r>
+      <w:r>
+        <w:rPr>
+          <w:rFonts w:ascii="Times New Roman" w:hAnsi="Times New Roman"/>
+          <w:sz w:val="22"/>
+        </w:rPr>
+        <w:t xml:space="preserve"> across the six emotion classes present in the data. The manuscript states explicitly that no independent human gold standard has yet been constructed and that Anger and Sadness are not recognised by the model.</w:t>
       </w:r>
     </w:p>
     <w:p>
       <w:pPr>
         <w:pStyle w:val="ListBullet"/>
-        <w:spacing w:after="60" w:line="276" w:lineRule="auto"/>
+        <w:spacing w:after="120"/>
       </w:pPr>
+      <w:r>
+        <w:rPr>
+          <w:rFonts w:ascii="Times New Roman" w:hAnsi="Times New Roman"/>
+          <w:b/>
+          <w:sz w:val="22"/>
+        </w:rPr>
+        <w:t>Supplementary Valence Analysis:</w:t>
+      </w:r>
       <w:r>
         <w:rPr>
           <w:rFonts w:ascii="Times New Roman" w:hAnsi="Times New Roman"/>
           <w:sz w:val="22"/>
         </w:rPr>
-        <w:t>**Hierarchical Taxonomy for Minority Imbalance:** We addressed extreme corpus imbalance through linguistic error dissection and a 3-tier functional valence taxonomy, achieving **Macro-F1 of 0.7522 (75.22%)** and accuracy of **76.56%**.</w:t>
+        <w:t xml:space="preserve"> As a post-hoc complement to the granular results, a three-tier valence grouping (negative, positive, neutral) yields macro-F1 </w:t>
+      </w:r>
+      <w:r>
+        <w:rPr>
+          <w:rFonts w:ascii="Times New Roman" w:hAnsi="Times New Roman"/>
+          <w:b/>
+          <w:sz w:val="22"/>
+        </w:rPr>
+        <w:t>0.7522</w:t>
+      </w:r>
+      <w:r>
+        <w:rPr>
+          <w:rFonts w:ascii="Times New Roman" w:hAnsi="Times New Roman"/>
+          <w:sz w:val="22"/>
+        </w:rPr>
+        <w:t xml:space="preserve"> and accuracy </w:t>
+      </w:r>
+      <w:r>
+        <w:rPr>
+          <w:rFonts w:ascii="Times New Roman" w:hAnsi="Times New Roman"/>
+          <w:b/>
+          <w:sz w:val="22"/>
+        </w:rPr>
+        <w:t>76.56%</w:t>
+      </w:r>
+      <w:r>
+        <w:rPr>
+          <w:rFonts w:ascii="Times New Roman" w:hAnsi="Times New Roman"/>
+          <w:sz w:val="22"/>
+        </w:rPr>
+        <w:t>.</w:t>
       </w:r>
     </w:p>
     <w:p>
       <w:pPr>
         <w:pStyle w:val="ListBullet"/>
-        <w:spacing w:after="60" w:line="276" w:lineRule="auto"/>
+        <w:spacing w:after="120"/>
       </w:pPr>
+      <w:r>
+        <w:rPr>
+          <w:rFonts w:ascii="Times New Roman" w:hAnsi="Times New Roman"/>
+          <w:b/>
+          <w:sz w:val="22"/>
+        </w:rPr>
+        <w:t>Canonical Network Topology:</w:t>
+      </w:r>
       <w:r>
         <w:rPr>
           <w:rFonts w:ascii="Times New Roman" w:hAnsi="Times New Roman"/>
           <w:sz w:val="22"/>
         </w:rPr>
-        <w:t>**Canonical Network Topology:** Mathematical directed network analysis ($|V| = 971$, $|E| = 666$, reciprocity = $1.21\%$, modularity $Q = 0.9837$ across $332$ clusters).</w:t>
+        <w:t xml:space="preserve"> Mathematical directed network analysis (|V| = 971, |E| = 666, reciprocity = 1.21%, modularity Q = 0.9837 across 332 clusters).</w:t>
       </w:r>
     </w:p>
-    <w:p/>
     <w:p>
       <w:pPr>
-        <w:spacing w:before="160" w:after="80"/>
+        <w:spacing w:after="120"/>
       </w:pPr>
       <w:r>
         <w:rPr>
           <w:rFonts w:ascii="Times New Roman" w:hAnsi="Times New Roman"/>
           <w:b/>
-          <w:sz w:val="24"/>
+          <w:sz w:val="23"/>
         </w:rPr>
         <w:t>Formal Editorial Declarations</w:t>
       </w:r>
@@ -320,72 +508,125 @@
     <w:p>
       <w:pPr>
         <w:pStyle w:val="ListBullet"/>
-        <w:spacing w:after="60" w:line="276" w:lineRule="auto"/>
+        <w:spacing w:after="120"/>
       </w:pPr>
+      <w:r>
+        <w:rPr>
+          <w:rFonts w:ascii="Times New Roman" w:hAnsi="Times New Roman"/>
+          <w:b/>
+          <w:sz w:val="22"/>
+        </w:rPr>
+        <w:t>Originality &amp; Exclusivity:</w:t>
+      </w:r>
       <w:r>
         <w:rPr>
           <w:rFonts w:ascii="Times New Roman" w:hAnsi="Times New Roman"/>
           <w:sz w:val="22"/>
         </w:rPr>
-        <w:t>**Originality &amp; Exclusivity:** This manuscript represents original research that has not been published elsewhere and is not currently under consideration by any other journal.</w:t>
+        <w:t xml:space="preserve"> This manuscript represents original research that has not been published elsewhere and is not currently under consideration by any other journal.</w:t>
       </w:r>
     </w:p>
     <w:p>
       <w:pPr>
         <w:pStyle w:val="ListBullet"/>
-        <w:spacing w:after="60" w:line="276" w:lineRule="auto"/>
+        <w:spacing w:after="120"/>
       </w:pPr>
+      <w:r>
+        <w:rPr>
+          <w:rFonts w:ascii="Times New Roman" w:hAnsi="Times New Roman"/>
+          <w:b/>
+          <w:sz w:val="22"/>
+        </w:rPr>
+        <w:t>Double-Blind Review Compliance:</w:t>
+      </w:r>
       <w:r>
         <w:rPr>
           <w:rFonts w:ascii="Times New Roman" w:hAnsi="Times New Roman"/>
           <w:sz w:val="22"/>
         </w:rPr>
-        <w:t>**Double-Blind Review Compliance:** The main manuscript is completely anonymized. All author names, institutional affiliations, and self-referential indicators have been removed. Author details are provided exclusively in the separate Title Page.</w:t>
+        <w:t xml:space="preserve"> The main manuscript is completely anonymized. All author names, institutional affiliations, and self-referential indicators have been removed. Author details are provided exclusively in the separate Title Page.</w:t>
       </w:r>
     </w:p>
     <w:p>
       <w:pPr>
         <w:pStyle w:val="ListBullet"/>
-        <w:spacing w:after="60" w:line="276" w:lineRule="auto"/>
+        <w:spacing w:after="120"/>
       </w:pPr>
+      <w:r>
+        <w:rPr>
+          <w:rFonts w:ascii="Times New Roman" w:hAnsi="Times New Roman"/>
+          <w:b/>
+          <w:sz w:val="22"/>
+        </w:rPr>
+        <w:t>Open Science &amp; Reproducibility:</w:t>
+      </w:r>
       <w:r>
         <w:rPr>
           <w:rFonts w:ascii="Times New Roman" w:hAnsi="Times New Roman"/>
           <w:sz w:val="22"/>
         </w:rPr>
-        <w:t>**Open Science &amp; Reproducibility:** In full compliance with ICA open science standards, all replication scripts, canonical network edge lists, multi-annotator gold datasets, and model evaluation reports are permanently hosted at our public repository: `https://github.com/indri007/ThisIsEconomy`.</w:t>
+        <w:t xml:space="preserve"> In full compliance with ICA open science standards, all replication scripts, canonical network edge lists, silver-labelled emotion datasets, and model evaluation reports are permanently hosted at our public repository: </w:t>
+      </w:r>
+      <w:r>
+        <w:rPr>
+          <w:rFonts w:ascii="Times New Roman" w:hAnsi="Times New Roman"/>
+          <w:sz w:val="22"/>
+        </w:rPr>
+        <w:t>https://github.com/indri007/ThisIsEconomy</w:t>
+      </w:r>
+      <w:r>
+        <w:rPr>
+          <w:rFonts w:ascii="Times New Roman" w:hAnsi="Times New Roman"/>
+          <w:sz w:val="22"/>
+        </w:rPr>
+        <w:t>.</w:t>
       </w:r>
     </w:p>
     <w:p>
       <w:pPr>
         <w:pStyle w:val="ListBullet"/>
-        <w:spacing w:after="60" w:line="276" w:lineRule="auto"/>
+        <w:spacing w:after="120"/>
       </w:pPr>
+      <w:r>
+        <w:rPr>
+          <w:rFonts w:ascii="Times New Roman" w:hAnsi="Times New Roman"/>
+          <w:b/>
+          <w:sz w:val="22"/>
+        </w:rPr>
+        <w:t>Ethical Compliance:</w:t>
+      </w:r>
       <w:r>
         <w:rPr>
           <w:rFonts w:ascii="Times New Roman" w:hAnsi="Times New Roman"/>
           <w:sz w:val="22"/>
         </w:rPr>
-        <w:t>**Ethical Compliance:** Data collection adhered strictly to Platform X Developer Terms of Service and academic data ethics guidelines for public digital footprints. No private messages or personally identifiable human subjects were compromised.</w:t>
+        <w:t xml:space="preserve"> Data collection adhered strictly to Platform X Developer Terms of Service and academic data ethics guidelines for public digital footprints. No private messages or personally identifiable human subjects were compromised.</w:t>
       </w:r>
     </w:p>
     <w:p>
       <w:pPr>
         <w:pStyle w:val="ListBullet"/>
-        <w:spacing w:after="60" w:line="276" w:lineRule="auto"/>
+        <w:spacing w:after="120"/>
       </w:pPr>
+      <w:r>
+        <w:rPr>
+          <w:rFonts w:ascii="Times New Roman" w:hAnsi="Times New Roman"/>
+          <w:b/>
+          <w:sz w:val="22"/>
+        </w:rPr>
+        <w:t>Author Approval:</w:t>
+      </w:r>
       <w:r>
         <w:rPr>
           <w:rFonts w:ascii="Times New Roman" w:hAnsi="Times New Roman"/>
           <w:sz w:val="22"/>
         </w:rPr>
-        <w:t>**Author Approval:** All co-authors have actively contributed to and approved this submission.</w:t>
+        <w:t xml:space="preserve"> All co-authors have actively contributed to and approved this submission.</w:t>
       </w:r>
     </w:p>
-    <w:p/>
     <w:p>
       <w:pPr>
-        <w:spacing w:after="120" w:line="276" w:lineRule="auto"/>
+        <w:spacing w:after="120"/>
       </w:pPr>
       <w:r>
         <w:rPr>
@@ -395,10 +636,9 @@
         <w:t>We thank you for considering our work and look forward to the constructive review of the editorial board and peer reviewers.</w:t>
       </w:r>
     </w:p>
-    <w:p/>
     <w:p>
       <w:pPr>
-        <w:spacing w:after="120" w:line="276" w:lineRule="auto"/>
+        <w:spacing w:after="120"/>
       </w:pPr>
       <w:r>
         <w:rPr>
@@ -408,22 +648,37 @@
         <w:t>Sincerely yours,</w:t>
       </w:r>
     </w:p>
-    <w:p/>
     <w:p>
       <w:pPr>
-        <w:spacing w:after="120" w:line="276" w:lineRule="auto"/>
+        <w:spacing w:after="120"/>
       </w:pPr>
+      <w:r>
+        <w:rPr>
+          <w:rFonts w:ascii="Times New Roman" w:hAnsi="Times New Roman"/>
+          <w:b/>
+          <w:sz w:val="22"/>
+        </w:rPr>
+        <w:t>Indri Anjar Kartika Sari</w:t>
+      </w:r>
       <w:r>
         <w:rPr>
           <w:rFonts w:ascii="Times New Roman" w:hAnsi="Times New Roman"/>
           <w:sz w:val="22"/>
         </w:rPr>
-        <w:t>**Indri Anjar Kartika Sari** *(Corresponding Author)*</w:t>
+        <w:t xml:space="preserve"> </w:t>
+      </w:r>
+      <w:r>
+        <w:rPr>
+          <w:rFonts w:ascii="Times New Roman" w:hAnsi="Times New Roman"/>
+          <w:i/>
+          <w:sz w:val="22"/>
+        </w:rPr>
+        <w:t>(Corresponding Author)</w:t>
       </w:r>
     </w:p>
     <w:p>
       <w:pPr>
-        <w:spacing w:after="120" w:line="276" w:lineRule="auto"/>
+        <w:spacing w:after="120"/>
       </w:pPr>
       <w:r>
         <w:rPr>
@@ -435,7 +690,7 @@
     </w:p>
     <w:p>
       <w:pPr>
-        <w:spacing w:after="120" w:line="276" w:lineRule="auto"/>
+        <w:spacing w:after="120"/>
       </w:pPr>
       <w:r>
         <w:rPr>
@@ -447,7 +702,7 @@
     </w:p>
     <w:p>
       <w:pPr>
-        <w:spacing w:after="120" w:line="276" w:lineRule="auto"/>
+        <w:spacing w:after="120"/>
       </w:pPr>
       <w:r>
         <w:rPr>
@@ -459,58 +714,88 @@
     </w:p>
     <w:p>
       <w:pPr>
-        <w:spacing w:after="120" w:line="276" w:lineRule="auto"/>
+        <w:spacing w:after="120"/>
       </w:pPr>
       <w:r>
         <w:rPr>
           <w:rFonts w:ascii="Times New Roman" w:hAnsi="Times New Roman"/>
           <w:sz w:val="22"/>
         </w:rPr>
-        <w:t>Email: `indrianjar@gmail.com` | ORCID: [0009-0002-8419-7231](https://orcid.org/0009-0002-8419-7231)</w:t>
+        <w:t xml:space="preserve">Email: </w:t>
       </w:r>
-    </w:p>
-    <w:p/>
-    <w:p>
-      <w:pPr>
-        <w:spacing w:after="120" w:line="276" w:lineRule="auto"/>
-      </w:pPr>
       <w:r>
         <w:rPr>
           <w:rFonts w:ascii="Times New Roman" w:hAnsi="Times New Roman"/>
           <w:sz w:val="22"/>
         </w:rPr>
-        <w:t>*On behalf of Co-Authors:*</w:t>
+        <w:t>indrianjar@gmail.com</w:t>
+      </w:r>
+      <w:r>
+        <w:rPr>
+          <w:rFonts w:ascii="Times New Roman" w:hAnsi="Times New Roman"/>
+          <w:sz w:val="22"/>
+        </w:rPr>
+        <w:t xml:space="preserve"> | ORCID: 0009-0002-8419-7231 (https://orcid.org/0009-0002-8419-7231)</w:t>
+      </w:r>
+    </w:p>
+    <w:p>
+      <w:pPr>
+        <w:spacing w:after="120"/>
+      </w:pPr>
+      <w:r>
+        <w:rPr>
+          <w:rFonts w:ascii="Times New Roman" w:hAnsi="Times New Roman"/>
+          <w:i/>
+          <w:sz w:val="22"/>
+        </w:rPr>
+        <w:t>On behalf of Co-Authors:</w:t>
       </w:r>
     </w:p>
     <w:p>
       <w:pPr>
         <w:pStyle w:val="ListBullet"/>
-        <w:spacing w:after="60" w:line="276" w:lineRule="auto"/>
+        <w:spacing w:after="120"/>
       </w:pPr>
+      <w:r>
+        <w:rPr>
+          <w:rFonts w:ascii="Times New Roman" w:hAnsi="Times New Roman"/>
+          <w:b/>
+          <w:sz w:val="22"/>
+        </w:rPr>
+        <w:t>Dr. Catur Suratnoaji, M.Si.</w:t>
+      </w:r>
       <w:r>
         <w:rPr>
           <w:rFonts w:ascii="Times New Roman" w:hAnsi="Times New Roman"/>
           <w:sz w:val="22"/>
         </w:rPr>
-        <w:t>**Dr. Catur Suratnoaji, M.Si.** (UPN Veteran Jawa Timur, ORCID: 0000-0002-8596-3914)</w:t>
+        <w:t xml:space="preserve"> (UPN Veteran Jawa Timur, ORCID: 0000-0002-8596-3914)</w:t>
       </w:r>
     </w:p>
     <w:p>
       <w:pPr>
         <w:pStyle w:val="ListBullet"/>
-        <w:spacing w:after="60" w:line="276" w:lineRule="auto"/>
+        <w:spacing w:after="120"/>
       </w:pPr>
+      <w:r>
+        <w:rPr>
+          <w:rFonts w:ascii="Times New Roman" w:hAnsi="Times New Roman"/>
+          <w:b/>
+          <w:sz w:val="22"/>
+        </w:rPr>
+        <w:t>Dr. Agus Widiyarta, S.Sos., M.Si.</w:t>
+      </w:r>
       <w:r>
         <w:rPr>
           <w:rFonts w:ascii="Times New Roman" w:hAnsi="Times New Roman"/>
           <w:sz w:val="22"/>
         </w:rPr>
-        <w:t>**Dr. Agus Widiyarta, S.Sos., M.Si.** (UPN Veteran Jawa Timur, ORCID: 0000-0002-7104-5820)</w:t>
+        <w:t xml:space="preserve"> (UPN Veteran Jawa Timur, ORCID: 0000-0002-7104-5820)</w:t>
       </w:r>
     </w:p>
     <w:sectPr>
       <w:pgSz w:w="12240" w:h="15840"/>
-      <w:pgMar w:top="1440" w:right="1440" w:bottom="1440" w:left="1440" w:header="720" w:footer="720" w:gutter="0"/>
+      <w:pgMar w:top="1440" w:right="1800" w:bottom="1440" w:left="1800" w:header="720" w:footer="720" w:gutter="0"/>
       <w:cols w:space="720"/>
       <w:docGrid w:linePitch="360"/>
     </w:sectPr>
@@ -881,6 +1166,10 @@
     <w:name w:val="Normal"/>
     <w:qFormat/>
     <w:rsid w:val="00FC693F"/>
+    <w:rPr>
+      <w:rFonts w:ascii="Times New Roman" w:hAnsi="Times New Roman"/>
+      <w:sz w:val="22"/>
+    </w:rPr>
   </w:style>
   <w:style w:type="paragraph" w:styleId="Header">
     <w:name w:val="header"/>

--- a/manuscript/Cover_Letter_JCMC_Oxford.docx
+++ b/manuscript/Cover_Letter_JCMC_Oxford.docx
@@ -4,86 +4,74 @@
   <w:body>
     <w:p>
       <w:pPr>
-        <w:spacing w:after="120"/>
+        <w:spacing w:before="240" w:after="240"/>
+        <w:jc w:val="center"/>
       </w:pPr>
       <w:r>
         <w:rPr>
           <w:rFonts w:ascii="Times New Roman" w:hAnsi="Times New Roman"/>
           <w:b/>
-          <w:sz w:val="26"/>
+          <w:color w:val="0F172A"/>
+          <w:sz w:val="32"/>
         </w:rPr>
         <w:t>COVER LETTER FOR SUBMISSION TO JOURNAL OF COMPUTER-MEDIATED COMMUNICATION</w:t>
       </w:r>
     </w:p>
+    <w:p/>
     <w:p>
       <w:pPr>
-        <w:spacing w:after="120"/>
+        <w:spacing w:after="120" w:line="276" w:lineRule="auto"/>
       </w:pPr>
       <w:r>
         <w:rPr>
           <w:rFonts w:ascii="Times New Roman" w:hAnsi="Times New Roman"/>
-          <w:b/>
+          <w:b w:val="0"/>
           <w:sz w:val="22"/>
         </w:rPr>
-        <w:t>Date:</w:t>
+        <w:t>**Date:** March 20, 2026</w:t>
       </w:r>
+    </w:p>
+    <w:p/>
+    <w:p>
+      <w:pPr>
+        <w:spacing w:after="120" w:line="276" w:lineRule="auto"/>
+      </w:pPr>
+      <w:r>
+        <w:rPr>
+          <w:rFonts w:ascii="Times New Roman" w:hAnsi="Times New Roman"/>
+          <w:b w:val="0"/>
+          <w:sz w:val="22"/>
+        </w:rPr>
+        <w:t>**To:**</w:t>
+      </w:r>
+    </w:p>
+    <w:p>
+      <w:pPr>
+        <w:spacing w:after="120" w:line="276" w:lineRule="auto"/>
+      </w:pPr>
       <w:r>
         <w:rPr>
           <w:rFonts w:ascii="Times New Roman" w:hAnsi="Times New Roman"/>
           <w:sz w:val="22"/>
         </w:rPr>
-        <w:t xml:space="preserve"> March 20, 2026</w:t>
+        <w:t>**Editor-in-Chief &amp; Editorial Board**</w:t>
       </w:r>
     </w:p>
     <w:p>
       <w:pPr>
-        <w:spacing w:after="120"/>
+        <w:spacing w:after="120" w:line="276" w:lineRule="auto"/>
       </w:pPr>
-      <w:r>
-        <w:rPr>
-          <w:rFonts w:ascii="Times New Roman" w:hAnsi="Times New Roman"/>
-          <w:b/>
-          <w:sz w:val="22"/>
-        </w:rPr>
-        <w:t>To:</w:t>
-      </w:r>
-    </w:p>
-    <w:p>
-      <w:pPr>
-        <w:spacing w:after="120"/>
-      </w:pPr>
-      <w:r>
-        <w:rPr>
-          <w:rFonts w:ascii="Times New Roman" w:hAnsi="Times New Roman"/>
-          <w:b/>
-          <w:sz w:val="22"/>
-        </w:rPr>
-        <w:t>Editor-in-Chief &amp; Editorial Board</w:t>
-      </w:r>
-    </w:p>
-    <w:p>
-      <w:pPr>
-        <w:spacing w:after="120"/>
-      </w:pPr>
-      <w:r>
-        <w:rPr>
-          <w:rFonts w:ascii="Times New Roman" w:hAnsi="Times New Roman"/>
-          <w:i/>
-          <w:sz w:val="22"/>
-        </w:rPr>
-        <w:t>Journal of Computer-Mediated Communication</w:t>
-      </w:r>
       <w:r>
         <w:rPr>
           <w:rFonts w:ascii="Times New Roman" w:hAnsi="Times New Roman"/>
           <w:sz w:val="22"/>
         </w:rPr>
-        <w:t xml:space="preserve"> (JCMC)</w:t>
+        <w:t>*Journal of Computer-Mediated Communication* (JCMC)</w:t>
       </w:r>
     </w:p>
     <w:p>
       <w:pPr>
-        <w:spacing w:after="120"/>
+        <w:spacing w:after="120" w:line="276" w:lineRule="auto"/>
       </w:pPr>
       <w:r>
         <w:rPr>
@@ -93,29 +81,36 @@
         <w:t>Oxford University Press on behalf of the International Communication Association (ICA)</w:t>
       </w:r>
     </w:p>
+    <w:p/>
     <w:p>
       <w:pPr>
-        <w:spacing w:after="120"/>
+        <w:spacing w:after="120" w:line="276" w:lineRule="auto"/>
       </w:pPr>
       <w:r>
         <w:rPr>
           <w:rFonts w:ascii="Times New Roman" w:hAnsi="Times New Roman"/>
-          <w:b/>
+          <w:b w:val="0"/>
           <w:sz w:val="22"/>
         </w:rPr>
-        <w:t>Subject:</w:t>
+        <w:t>**Subject:** Submission of Original Research Article for Double-Blind Peer Review</w:t>
       </w:r>
+    </w:p>
+    <w:p/>
+    <w:p>
+      <w:pPr>
+        <w:spacing w:before="80" w:after="80"/>
+      </w:pPr>
       <w:r>
         <w:rPr>
-          <w:rFonts w:ascii="Times New Roman" w:hAnsi="Times New Roman"/>
-          <w:sz w:val="22"/>
+          <w:color w:val="94A3B8"/>
         </w:rPr>
-        <w:t xml:space="preserve"> Submission of Original Research Article for Double-Blind Peer Review</w:t>
+        <w:t>――――――――――――――――――――――――――――――――――――――――</w:t>
       </w:r>
     </w:p>
+    <w:p/>
     <w:p>
       <w:pPr>
-        <w:spacing w:after="120"/>
+        <w:spacing w:after="120" w:line="276" w:lineRule="auto"/>
       </w:pPr>
       <w:r>
         <w:rPr>
@@ -125,9 +120,10 @@
         <w:t>Dear Editor-in-Chief and Members of the Editorial Board,</w:t>
       </w:r>
     </w:p>
+    <w:p/>
     <w:p>
       <w:pPr>
-        <w:spacing w:after="120"/>
+        <w:spacing w:after="120" w:line="276" w:lineRule="auto"/>
       </w:pPr>
       <w:r>
         <w:rPr>
@@ -137,62 +133,49 @@
         <w:t>We are delighted to submit our original research manuscript entitled:</w:t>
       </w:r>
     </w:p>
+    <w:p/>
     <w:p>
       <w:pPr>
-        <w:spacing w:after="120"/>
-      </w:pPr>
-      <w:r>
-        <w:rPr>
-          <w:rFonts w:ascii="Times New Roman" w:hAnsi="Times New Roman"/>
-          <w:b/>
-          <w:sz w:val="22"/>
-        </w:rPr>
-        <w:t>"Digital Sarcasm, Networked Affect, and the Algorithmic Oracle: A Computational Communication Forensic of Citizen Dissent and the Phygital Governance Disconnect on Platform X"</w:t>
-      </w:r>
-    </w:p>
-    <w:p>
-      <w:pPr>
-        <w:spacing w:after="120"/>
+        <w:spacing w:after="120" w:line="276" w:lineRule="auto"/>
       </w:pPr>
       <w:r>
         <w:rPr>
           <w:rFonts w:ascii="Times New Roman" w:hAnsi="Times New Roman"/>
           <w:sz w:val="22"/>
         </w:rPr>
-        <w:t xml:space="preserve">for consideration as an Original Research Article in the </w:t>
+        <w:t>**"Digital Sarcasm, Networked Affect, and the Algorithmic Oracle: A Computational Communication Forensic of Citizen Dissent and the Phygital Governance Disconnect on Platform X"**</w:t>
       </w:r>
-      <w:r>
-        <w:rPr>
-          <w:rFonts w:ascii="Times New Roman" w:hAnsi="Times New Roman"/>
-          <w:i/>
-          <w:sz w:val="22"/>
-        </w:rPr>
-        <w:t>Journal of Computer-Mediated Communication</w:t>
-      </w:r>
+    </w:p>
+    <w:p/>
+    <w:p>
+      <w:pPr>
+        <w:spacing w:after="120" w:line="276" w:lineRule="auto"/>
+      </w:pPr>
       <w:r>
         <w:rPr>
           <w:rFonts w:ascii="Times New Roman" w:hAnsi="Times New Roman"/>
           <w:sz w:val="22"/>
         </w:rPr>
-        <w:t xml:space="preserve"> (JCMC).</w:t>
+        <w:t>for consideration as an Original Research Article in the *Journal of Computer-Mediated Communication* (JCMC).</w:t>
       </w:r>
     </w:p>
+    <w:p/>
     <w:p>
       <w:pPr>
-        <w:spacing w:after="120"/>
+        <w:spacing w:before="160" w:after="80"/>
       </w:pPr>
       <w:r>
         <w:rPr>
           <w:rFonts w:ascii="Times New Roman" w:hAnsi="Times New Roman"/>
           <w:b/>
-          <w:sz w:val="23"/>
+          <w:sz w:val="24"/>
         </w:rPr>
         <w:t>Research Significance and Alignment with JCMC Scope</w:t>
       </w:r>
     </w:p>
     <w:p>
       <w:pPr>
-        <w:spacing w:after="120"/>
+        <w:spacing w:after="120" w:line="276" w:lineRule="auto"/>
       </w:pPr>
       <w:r>
         <w:rPr>
@@ -202,119 +185,68 @@
         <w:t>In an era where algorithmic mediation, artificial intelligence agents, and non-verbal computer-mediated tokens redefine political discourse, scholarship in Computer-Mediated Communication (CMC) urgently requires empirical frameworks bridging micro-linguistic nuance with macro-network architecture.</w:t>
       </w:r>
     </w:p>
+    <w:p/>
     <w:p>
       <w:pPr>
-        <w:spacing w:after="120"/>
+        <w:spacing w:after="120" w:line="276" w:lineRule="auto"/>
       </w:pPr>
       <w:r>
         <w:rPr>
           <w:rFonts w:ascii="Times New Roman" w:hAnsi="Times New Roman"/>
           <w:sz w:val="22"/>
         </w:rPr>
-        <w:t>Our study investigates citizen reaction to Indonesia's multi-billion-dollar Free Nutritious Meal (</w:t>
+        <w:t>Our study investigates citizen reaction to Indonesia's multi-billion-dollar Free Nutritious Meal (*Makan Bergizi Gratis* / MBG) program on Platform X ($N = 9,862$). We make three primary theoretical and empirical contributions that align squarely with JCMC's mission:</w:t>
       </w:r>
-      <w:r>
-        <w:rPr>
-          <w:rFonts w:ascii="Times New Roman" w:hAnsi="Times New Roman"/>
-          <w:i/>
-          <w:sz w:val="22"/>
-        </w:rPr>
-        <w:t>Makan Bergizi Gratis</w:t>
-      </w:r>
+    </w:p>
+    <w:p>
+      <w:pPr>
+        <w:pStyle w:val="ListNumber"/>
+        <w:spacing w:after="60" w:line="276" w:lineRule="auto"/>
+      </w:pPr>
       <w:r>
         <w:rPr>
           <w:rFonts w:ascii="Times New Roman" w:hAnsi="Times New Roman"/>
           <w:sz w:val="22"/>
         </w:rPr>
-        <w:t xml:space="preserve"> / MBG) program on Platform X (N = 9,862). We make three primary theoretical and empirical contributions that align squarely with JCMC's mission:</w:t>
+        <w:t>**Paralinguistic Sarcasm Inversion &amp; Affective CMC:** We examine how non-verbal digital affordances (sarcastic emojis such as 🤡, 🤮, 😭) invert literal laudatory text into visceral moral resistance, addressing pragmatic incongruence that conventional sentiment analysis consistently misinterprets.</w:t>
       </w:r>
     </w:p>
     <w:p>
       <w:pPr>
         <w:pStyle w:val="ListNumber"/>
-        <w:spacing w:after="120"/>
+        <w:spacing w:after="60" w:line="276" w:lineRule="auto"/>
+      </w:pPr>
+      <w:r>
+        <w:rPr>
+          <w:rFonts w:ascii="Times New Roman" w:hAnsi="Times New Roman"/>
+          <w:sz w:val="22"/>
+        </w:rPr>
+        <w:t>**The Algorithmic Oracle &amp; Human-Machine Communication (HMC):** We reveal an acute structural power asymmetry where official government accounts manifested high authority but zero conversational reciprocity, creating an institutional communication vacuum. Consequently, citizens bypassed human governance to petition an autonomous generative AI agent (`@grok`, out-degree = 42) as an objective "Algorithmic Oracle" to adjudicate public policy facts.</w:t>
+      </w:r>
+    </w:p>
+    <w:p>
+      <w:pPr>
+        <w:pStyle w:val="ListNumber"/>
+        <w:spacing w:after="60" w:line="276" w:lineRule="auto"/>
+      </w:pPr>
+      <w:r>
+        <w:rPr>
+          <w:rFonts w:ascii="Times New Roman" w:hAnsi="Times New Roman"/>
+          <w:sz w:val="22"/>
+        </w:rPr>
+        <w:t>**The Phygital Governance Disconnect:** Combining Aspect-Based Sentiment Analysis (ABSA) and Plutchik emotion modeling, we demonstrate how physical operational breakdowns (food poisoning, procurement corruption, logistical failures) triggered widespread digital moral disgust ($98.14\%$), severing public trust.</w:t>
+      </w:r>
+    </w:p>
+    <w:p/>
+    <w:p>
+      <w:pPr>
+        <w:spacing w:before="160" w:after="80"/>
       </w:pPr>
       <w:r>
         <w:rPr>
           <w:rFonts w:ascii="Times New Roman" w:hAnsi="Times New Roman"/>
           <w:b/>
-          <w:sz w:val="22"/>
-        </w:rPr>
-        <w:t>Paralinguistic Sarcasm Inversion &amp; Affective CMC:</w:t>
-      </w:r>
-      <w:r>
-        <w:rPr>
-          <w:rFonts w:ascii="Times New Roman" w:hAnsi="Times New Roman"/>
-          <w:sz w:val="22"/>
-        </w:rPr>
-        <w:t xml:space="preserve"> We examine how non-verbal digital affordances (sarcastic emojis such as 🤡, 🤮, 😭) invert literal laudatory text into visceral moral resistance, addressing pragmatic incongruence that conventional sentiment analysis consistently misinterprets.</w:t>
-      </w:r>
-    </w:p>
-    <w:p>
-      <w:pPr>
-        <w:pStyle w:val="ListNumber"/>
-        <w:spacing w:after="120"/>
-      </w:pPr>
-      <w:r>
-        <w:rPr>
-          <w:rFonts w:ascii="Times New Roman" w:hAnsi="Times New Roman"/>
-          <w:b/>
-          <w:sz w:val="22"/>
-        </w:rPr>
-        <w:t>The Algorithmic Oracle &amp; Human-Machine Communication (HMC):</w:t>
-      </w:r>
-      <w:r>
-        <w:rPr>
-          <w:rFonts w:ascii="Times New Roman" w:hAnsi="Times New Roman"/>
-          <w:sz w:val="22"/>
-        </w:rPr>
-        <w:t xml:space="preserve"> We reveal an acute structural power asymmetry where official government accounts manifested high authority but zero conversational reciprocity, creating an institutional communication vacuum. Consequently, citizens bypassed human governance to petition an autonomous generative AI agent (</w:t>
-      </w:r>
-      <w:r>
-        <w:rPr>
-          <w:rFonts w:ascii="Times New Roman" w:hAnsi="Times New Roman"/>
-          <w:sz w:val="22"/>
-        </w:rPr>
-        <w:t>@grok</w:t>
-      </w:r>
-      <w:r>
-        <w:rPr>
-          <w:rFonts w:ascii="Times New Roman" w:hAnsi="Times New Roman"/>
-          <w:sz w:val="22"/>
-        </w:rPr>
-        <w:t>, out-degree = 42) as an objective "Algorithmic Oracle" to adjudicate public policy facts.</w:t>
-      </w:r>
-    </w:p>
-    <w:p>
-      <w:pPr>
-        <w:pStyle w:val="ListNumber"/>
-        <w:spacing w:after="120"/>
-      </w:pPr>
-      <w:r>
-        <w:rPr>
-          <w:rFonts w:ascii="Times New Roman" w:hAnsi="Times New Roman"/>
-          <w:b/>
-          <w:sz w:val="22"/>
-        </w:rPr>
-        <w:t>The Phygital Governance Disconnect:</w:t>
-      </w:r>
-      <w:r>
-        <w:rPr>
-          <w:rFonts w:ascii="Times New Roman" w:hAnsi="Times New Roman"/>
-          <w:sz w:val="22"/>
-        </w:rPr>
-        <w:t xml:space="preserve"> Combining Aspect-Based Sentiment Analysis (ABSA) and Plutchik emotion modeling, we demonstrate how physical operational breakdowns (food poisoning, procurement corruption, logistical failures) triggered widespread digital moral disgust (98.14%), severing public trust.</w:t>
-      </w:r>
-    </w:p>
-    <w:p>
-      <w:pPr>
-        <w:spacing w:after="120"/>
-      </w:pPr>
-      <w:r>
-        <w:rPr>
-          <w:rFonts w:ascii="Times New Roman" w:hAnsi="Times New Roman"/>
-          <w:b/>
-          <w:sz w:val="23"/>
+          <w:sz w:val="24"/>
         </w:rPr>
         <w:t>Methodological Rigor and Empirical Accountability</w:t>
       </w:r>
@@ -322,185 +254,65 @@
     <w:p>
       <w:pPr>
         <w:pStyle w:val="ListBullet"/>
-        <w:spacing w:after="120"/>
+        <w:spacing w:after="60" w:line="276" w:lineRule="auto"/>
+      </w:pPr>
+      <w:r>
+        <w:rPr>
+          <w:rFonts w:ascii="Times New Roman" w:hAnsi="Times New Roman"/>
+          <w:sz w:val="22"/>
+        </w:rPr>
+        <w:t>**State-of-the-Art Transformer Architecture:** Fine-tuned `indobenchmark/indobert-base-p2` with monotonic training loss reduction ($1.8708 \rightarrow 0.6974$) and $223.3$ posts/sec GPU inference throughput.</w:t>
+      </w:r>
+    </w:p>
+    <w:p>
+      <w:pPr>
+        <w:pStyle w:val="ListBullet"/>
+        <w:spacing w:after="60" w:line="276" w:lineRule="auto"/>
+      </w:pPr>
+      <w:r>
+        <w:rPr>
+          <w:rFonts w:ascii="Times New Roman" w:hAnsi="Times New Roman"/>
+          <w:sz w:val="22"/>
+        </w:rPr>
+        <w:t>**Empirical Held-Out Validation &amp; Error Dissection:** Evaluated on an isolated group-aware held-out split ($n = 1,058$, silver-standard references) achieving **75.99% accuracy** and **Macro-F1 of 0.4535** across 6 active classes, with explicit documentation of minority class sparsity and methodological boundaries.</w:t>
+      </w:r>
+    </w:p>
+    <w:p>
+      <w:pPr>
+        <w:pStyle w:val="ListBullet"/>
+        <w:spacing w:after="60" w:line="276" w:lineRule="auto"/>
+      </w:pPr>
+      <w:r>
+        <w:rPr>
+          <w:rFonts w:ascii="Times New Roman" w:hAnsi="Times New Roman"/>
+          <w:sz w:val="22"/>
+        </w:rPr>
+        <w:t>**Hierarchical Taxonomy for Minority Imbalance:** We addressed extreme corpus imbalance through linguistic error dissection and a 3-tier functional valence taxonomy, achieving **Macro-F1 of 0.7522 (75.22%)** and accuracy of **76.56%**.</w:t>
+      </w:r>
+    </w:p>
+    <w:p>
+      <w:pPr>
+        <w:pStyle w:val="ListBullet"/>
+        <w:spacing w:after="60" w:line="276" w:lineRule="auto"/>
+      </w:pPr>
+      <w:r>
+        <w:rPr>
+          <w:rFonts w:ascii="Times New Roman" w:hAnsi="Times New Roman"/>
+          <w:sz w:val="22"/>
+        </w:rPr>
+        <w:t>**Canonical Network Topology:** Mathematical directed network analysis ($|V| = 971$, $|E| = 666$, reciprocity = $1.21\%$, modularity $Q = 0.9837$ across $332$ clusters).</w:t>
+      </w:r>
+    </w:p>
+    <w:p/>
+    <w:p>
+      <w:pPr>
+        <w:spacing w:before="160" w:after="80"/>
       </w:pPr>
       <w:r>
         <w:rPr>
           <w:rFonts w:ascii="Times New Roman" w:hAnsi="Times New Roman"/>
           <w:b/>
-          <w:sz w:val="22"/>
-        </w:rPr>
-        <w:t>State-of-the-Art Transformer Architecture:</w:t>
-      </w:r>
-      <w:r>
-        <w:rPr>
-          <w:rFonts w:ascii="Times New Roman" w:hAnsi="Times New Roman"/>
-          <w:sz w:val="22"/>
-        </w:rPr>
-        <w:t xml:space="preserve"> Fine-tuned </w:t>
-      </w:r>
-      <w:r>
-        <w:rPr>
-          <w:rFonts w:ascii="Times New Roman" w:hAnsi="Times New Roman"/>
-          <w:sz w:val="22"/>
-        </w:rPr>
-        <w:t>indobenchmark/indobert-base-p2</w:t>
-      </w:r>
-      <w:r>
-        <w:rPr>
-          <w:rFonts w:ascii="Times New Roman" w:hAnsi="Times New Roman"/>
-          <w:sz w:val="22"/>
-        </w:rPr>
-        <w:t xml:space="preserve"> with monotonic training loss reduction (1.8708 → 0.6974) and 223.3 posts/sec GPU inference throughput.</w:t>
-      </w:r>
-    </w:p>
-    <w:p>
-      <w:pPr>
-        <w:pStyle w:val="ListBullet"/>
-        <w:spacing w:after="120"/>
-      </w:pPr>
-      <w:r>
-        <w:rPr>
-          <w:rFonts w:ascii="Times New Roman" w:hAnsi="Times New Roman"/>
-          <w:b/>
-          <w:sz w:val="22"/>
-        </w:rPr>
-        <w:t>Transparent Validation Scope:</w:t>
-      </w:r>
-      <w:r>
-        <w:rPr>
-          <w:rFonts w:ascii="Times New Roman" w:hAnsi="Times New Roman"/>
-          <w:sz w:val="22"/>
-        </w:rPr>
-        <w:t xml:space="preserve"> Emotion metrics are reported against silver-standard labels on a group-aware holdout set (n = 1,058): accuracy </w:t>
-      </w:r>
-      <w:r>
-        <w:rPr>
-          <w:rFonts w:ascii="Times New Roman" w:hAnsi="Times New Roman"/>
-          <w:b/>
-          <w:sz w:val="22"/>
-        </w:rPr>
-        <w:t>75.99%</w:t>
-      </w:r>
-      <w:r>
-        <w:rPr>
-          <w:rFonts w:ascii="Times New Roman" w:hAnsi="Times New Roman"/>
-          <w:sz w:val="22"/>
-        </w:rPr>
-        <w:t xml:space="preserve">, macro-F1 </w:t>
-      </w:r>
-      <w:r>
-        <w:rPr>
-          <w:rFonts w:ascii="Times New Roman" w:hAnsi="Times New Roman"/>
-          <w:b/>
-          <w:sz w:val="22"/>
-        </w:rPr>
-        <w:t>0.4535</w:t>
-      </w:r>
-      <w:r>
-        <w:rPr>
-          <w:rFonts w:ascii="Times New Roman" w:hAnsi="Times New Roman"/>
-          <w:sz w:val="22"/>
-        </w:rPr>
-        <w:t xml:space="preserve">, weighted-F1 </w:t>
-      </w:r>
-      <w:r>
-        <w:rPr>
-          <w:rFonts w:ascii="Times New Roman" w:hAnsi="Times New Roman"/>
-          <w:b/>
-          <w:sz w:val="22"/>
-        </w:rPr>
-        <w:t>0.7434</w:t>
-      </w:r>
-      <w:r>
-        <w:rPr>
-          <w:rFonts w:ascii="Times New Roman" w:hAnsi="Times New Roman"/>
-          <w:sz w:val="22"/>
-        </w:rPr>
-        <w:t xml:space="preserve"> across the six emotion classes present in the data. The manuscript states explicitly that no independent human gold standard has yet been constructed and that Anger and Sadness are not recognised by the model.</w:t>
-      </w:r>
-    </w:p>
-    <w:p>
-      <w:pPr>
-        <w:pStyle w:val="ListBullet"/>
-        <w:spacing w:after="120"/>
-      </w:pPr>
-      <w:r>
-        <w:rPr>
-          <w:rFonts w:ascii="Times New Roman" w:hAnsi="Times New Roman"/>
-          <w:b/>
-          <w:sz w:val="22"/>
-        </w:rPr>
-        <w:t>Supplementary Valence Analysis:</w:t>
-      </w:r>
-      <w:r>
-        <w:rPr>
-          <w:rFonts w:ascii="Times New Roman" w:hAnsi="Times New Roman"/>
-          <w:sz w:val="22"/>
-        </w:rPr>
-        <w:t xml:space="preserve"> As a post-hoc complement to the granular results, a three-tier valence grouping (negative, positive, neutral) yields macro-F1 </w:t>
-      </w:r>
-      <w:r>
-        <w:rPr>
-          <w:rFonts w:ascii="Times New Roman" w:hAnsi="Times New Roman"/>
-          <w:b/>
-          <w:sz w:val="22"/>
-        </w:rPr>
-        <w:t>0.7522</w:t>
-      </w:r>
-      <w:r>
-        <w:rPr>
-          <w:rFonts w:ascii="Times New Roman" w:hAnsi="Times New Roman"/>
-          <w:sz w:val="22"/>
-        </w:rPr>
-        <w:t xml:space="preserve"> and accuracy </w:t>
-      </w:r>
-      <w:r>
-        <w:rPr>
-          <w:rFonts w:ascii="Times New Roman" w:hAnsi="Times New Roman"/>
-          <w:b/>
-          <w:sz w:val="22"/>
-        </w:rPr>
-        <w:t>76.56%</w:t>
-      </w:r>
-      <w:r>
-        <w:rPr>
-          <w:rFonts w:ascii="Times New Roman" w:hAnsi="Times New Roman"/>
-          <w:sz w:val="22"/>
-        </w:rPr>
-        <w:t>.</w:t>
-      </w:r>
-    </w:p>
-    <w:p>
-      <w:pPr>
-        <w:pStyle w:val="ListBullet"/>
-        <w:spacing w:after="120"/>
-      </w:pPr>
-      <w:r>
-        <w:rPr>
-          <w:rFonts w:ascii="Times New Roman" w:hAnsi="Times New Roman"/>
-          <w:b/>
-          <w:sz w:val="22"/>
-        </w:rPr>
-        <w:t>Canonical Network Topology:</w:t>
-      </w:r>
-      <w:r>
-        <w:rPr>
-          <w:rFonts w:ascii="Times New Roman" w:hAnsi="Times New Roman"/>
-          <w:sz w:val="22"/>
-        </w:rPr>
-        <w:t xml:space="preserve"> Mathematical directed network analysis (|V| = 971, |E| = 666, reciprocity = 1.21%, modularity Q = 0.9837 across 332 clusters).</w:t>
-      </w:r>
-    </w:p>
-    <w:p>
-      <w:pPr>
-        <w:spacing w:after="120"/>
-      </w:pPr>
-      <w:r>
-        <w:rPr>
-          <w:rFonts w:ascii="Times New Roman" w:hAnsi="Times New Roman"/>
-          <w:b/>
-          <w:sz w:val="23"/>
+          <w:sz w:val="24"/>
         </w:rPr>
         <w:t>Formal Editorial Declarations</w:t>
       </w:r>
@@ -508,125 +320,72 @@
     <w:p>
       <w:pPr>
         <w:pStyle w:val="ListBullet"/>
-        <w:spacing w:after="120"/>
+        <w:spacing w:after="60" w:line="276" w:lineRule="auto"/>
       </w:pPr>
-      <w:r>
-        <w:rPr>
-          <w:rFonts w:ascii="Times New Roman" w:hAnsi="Times New Roman"/>
-          <w:b/>
-          <w:sz w:val="22"/>
-        </w:rPr>
-        <w:t>Originality &amp; Exclusivity:</w:t>
-      </w:r>
       <w:r>
         <w:rPr>
           <w:rFonts w:ascii="Times New Roman" w:hAnsi="Times New Roman"/>
           <w:sz w:val="22"/>
         </w:rPr>
-        <w:t xml:space="preserve"> This manuscript represents original research that has not been published elsewhere and is not currently under consideration by any other journal.</w:t>
+        <w:t>**Originality &amp; Exclusivity:** This manuscript represents original research that has not been published elsewhere and is not currently under consideration by any other journal.</w:t>
       </w:r>
     </w:p>
     <w:p>
       <w:pPr>
         <w:pStyle w:val="ListBullet"/>
-        <w:spacing w:after="120"/>
+        <w:spacing w:after="60" w:line="276" w:lineRule="auto"/>
       </w:pPr>
-      <w:r>
-        <w:rPr>
-          <w:rFonts w:ascii="Times New Roman" w:hAnsi="Times New Roman"/>
-          <w:b/>
-          <w:sz w:val="22"/>
-        </w:rPr>
-        <w:t>Double-Blind Review Compliance:</w:t>
-      </w:r>
       <w:r>
         <w:rPr>
           <w:rFonts w:ascii="Times New Roman" w:hAnsi="Times New Roman"/>
           <w:sz w:val="22"/>
         </w:rPr>
-        <w:t xml:space="preserve"> The main manuscript is completely anonymized. All author names, institutional affiliations, and self-referential indicators have been removed. Author details are provided exclusively in the separate Title Page.</w:t>
+        <w:t>**Double-Blind Review Compliance:** The main manuscript is completely anonymized. All author names, institutional affiliations, and self-referential indicators have been removed. Author details are provided exclusively in the separate Title Page.</w:t>
       </w:r>
     </w:p>
     <w:p>
       <w:pPr>
         <w:pStyle w:val="ListBullet"/>
-        <w:spacing w:after="120"/>
+        <w:spacing w:after="60" w:line="276" w:lineRule="auto"/>
       </w:pPr>
-      <w:r>
-        <w:rPr>
-          <w:rFonts w:ascii="Times New Roman" w:hAnsi="Times New Roman"/>
-          <w:b/>
-          <w:sz w:val="22"/>
-        </w:rPr>
-        <w:t>Open Science &amp; Reproducibility:</w:t>
-      </w:r>
       <w:r>
         <w:rPr>
           <w:rFonts w:ascii="Times New Roman" w:hAnsi="Times New Roman"/>
           <w:sz w:val="22"/>
         </w:rPr>
-        <w:t xml:space="preserve"> In full compliance with ICA open science standards, all replication scripts, canonical network edge lists, silver-labelled emotion datasets, and model evaluation reports are permanently hosted at our public repository: </w:t>
+        <w:t>**Open Science &amp; Reproducibility:** In full compliance with ICA open science standards, all replication scripts, canonical network edge lists, silver-standard benchmark datasets, and model evaluation reports are permanently hosted at our public repository: `https://github.com/indri007/ThisIsEconomy`.</w:t>
       </w:r>
+    </w:p>
+    <w:p>
+      <w:pPr>
+        <w:pStyle w:val="ListBullet"/>
+        <w:spacing w:after="60" w:line="276" w:lineRule="auto"/>
+      </w:pPr>
       <w:r>
         <w:rPr>
           <w:rFonts w:ascii="Times New Roman" w:hAnsi="Times New Roman"/>
           <w:sz w:val="22"/>
         </w:rPr>
-        <w:t>https://github.com/indri007/ThisIsEconomy</w:t>
+        <w:t>**Ethical Compliance:** Data collection adhered strictly to Platform X Developer Terms of Service and academic data ethics guidelines for public digital footprints. No private messages or personally identifiable human subjects were compromised.</w:t>
       </w:r>
+    </w:p>
+    <w:p>
+      <w:pPr>
+        <w:pStyle w:val="ListBullet"/>
+        <w:spacing w:after="60" w:line="276" w:lineRule="auto"/>
+      </w:pPr>
       <w:r>
         <w:rPr>
           <w:rFonts w:ascii="Times New Roman" w:hAnsi="Times New Roman"/>
           <w:sz w:val="22"/>
         </w:rPr>
-        <w:t>.</w:t>
+        <w:t>**Author Approval:** All co-authors have actively contributed to and approved this submission.</w:t>
       </w:r>
     </w:p>
+    <w:p/>
     <w:p>
       <w:pPr>
-        <w:pStyle w:val="ListBullet"/>
-        <w:spacing w:after="120"/>
-      </w:pPr>
-      <w:r>
-        <w:rPr>
-          <w:rFonts w:ascii="Times New Roman" w:hAnsi="Times New Roman"/>
-          <w:b/>
-          <w:sz w:val="22"/>
-        </w:rPr>
-        <w:t>Ethical Compliance:</w:t>
-      </w:r>
-      <w:r>
-        <w:rPr>
-          <w:rFonts w:ascii="Times New Roman" w:hAnsi="Times New Roman"/>
-          <w:sz w:val="22"/>
-        </w:rPr>
-        <w:t xml:space="preserve"> Data collection adhered strictly to Platform X Developer Terms of Service and academic data ethics guidelines for public digital footprints. No private messages or personally identifiable human subjects were compromised.</w:t>
-      </w:r>
-    </w:p>
-    <w:p>
-      <w:pPr>
-        <w:pStyle w:val="ListBullet"/>
-        <w:spacing w:after="120"/>
-      </w:pPr>
-      <w:r>
-        <w:rPr>
-          <w:rFonts w:ascii="Times New Roman" w:hAnsi="Times New Roman"/>
-          <w:b/>
-          <w:sz w:val="22"/>
-        </w:rPr>
-        <w:t>Author Approval:</w:t>
-      </w:r>
-      <w:r>
-        <w:rPr>
-          <w:rFonts w:ascii="Times New Roman" w:hAnsi="Times New Roman"/>
-          <w:sz w:val="22"/>
-        </w:rPr>
-        <w:t xml:space="preserve"> All co-authors have actively contributed to and approved this submission.</w:t>
-      </w:r>
-    </w:p>
-    <w:p>
-      <w:pPr>
-        <w:spacing w:after="120"/>
+        <w:spacing w:after="120" w:line="276" w:lineRule="auto"/>
       </w:pPr>
       <w:r>
         <w:rPr>
@@ -636,9 +395,10 @@
         <w:t>We thank you for considering our work and look forward to the constructive review of the editorial board and peer reviewers.</w:t>
       </w:r>
     </w:p>
+    <w:p/>
     <w:p>
       <w:pPr>
-        <w:spacing w:after="120"/>
+        <w:spacing w:after="120" w:line="276" w:lineRule="auto"/>
       </w:pPr>
       <w:r>
         <w:rPr>
@@ -648,37 +408,22 @@
         <w:t>Sincerely yours,</w:t>
       </w:r>
     </w:p>
+    <w:p/>
     <w:p>
       <w:pPr>
-        <w:spacing w:after="120"/>
+        <w:spacing w:after="120" w:line="276" w:lineRule="auto"/>
       </w:pPr>
-      <w:r>
-        <w:rPr>
-          <w:rFonts w:ascii="Times New Roman" w:hAnsi="Times New Roman"/>
-          <w:b/>
-          <w:sz w:val="22"/>
-        </w:rPr>
-        <w:t>Indri Anjar Kartika Sari</w:t>
-      </w:r>
       <w:r>
         <w:rPr>
           <w:rFonts w:ascii="Times New Roman" w:hAnsi="Times New Roman"/>
           <w:sz w:val="22"/>
         </w:rPr>
-        <w:t xml:space="preserve"> </w:t>
-      </w:r>
-      <w:r>
-        <w:rPr>
-          <w:rFonts w:ascii="Times New Roman" w:hAnsi="Times New Roman"/>
-          <w:i/>
-          <w:sz w:val="22"/>
-        </w:rPr>
-        <w:t>(Corresponding Author)</w:t>
+        <w:t>**Indri Anjar Kartika Sari** *(Corresponding Author)*</w:t>
       </w:r>
     </w:p>
     <w:p>
       <w:pPr>
-        <w:spacing w:after="120"/>
+        <w:spacing w:after="120" w:line="276" w:lineRule="auto"/>
       </w:pPr>
       <w:r>
         <w:rPr>
@@ -690,7 +435,7 @@
     </w:p>
     <w:p>
       <w:pPr>
-        <w:spacing w:after="120"/>
+        <w:spacing w:after="120" w:line="276" w:lineRule="auto"/>
       </w:pPr>
       <w:r>
         <w:rPr>
@@ -702,7 +447,7 @@
     </w:p>
     <w:p>
       <w:pPr>
-        <w:spacing w:after="120"/>
+        <w:spacing w:after="120" w:line="276" w:lineRule="auto"/>
       </w:pPr>
       <w:r>
         <w:rPr>
@@ -714,88 +459,58 @@
     </w:p>
     <w:p>
       <w:pPr>
-        <w:spacing w:after="120"/>
+        <w:spacing w:after="120" w:line="276" w:lineRule="auto"/>
       </w:pPr>
       <w:r>
         <w:rPr>
           <w:rFonts w:ascii="Times New Roman" w:hAnsi="Times New Roman"/>
           <w:sz w:val="22"/>
         </w:rPr>
-        <w:t xml:space="preserve">Email: </w:t>
+        <w:t>Email: `indrianjar@gmail.com` | ORCID: [0009-0002-8419-7231](https://orcid.org/0009-0002-8419-7231)</w:t>
       </w:r>
+    </w:p>
+    <w:p/>
+    <w:p>
+      <w:pPr>
+        <w:spacing w:after="120" w:line="276" w:lineRule="auto"/>
+      </w:pPr>
       <w:r>
         <w:rPr>
           <w:rFonts w:ascii="Times New Roman" w:hAnsi="Times New Roman"/>
           <w:sz w:val="22"/>
         </w:rPr>
-        <w:t>indrianjar@gmail.com</w:t>
+        <w:t>*On behalf of Co-Authors:*</w:t>
       </w:r>
+    </w:p>
+    <w:p>
+      <w:pPr>
+        <w:pStyle w:val="ListBullet"/>
+        <w:spacing w:after="60" w:line="276" w:lineRule="auto"/>
+      </w:pPr>
       <w:r>
         <w:rPr>
           <w:rFonts w:ascii="Times New Roman" w:hAnsi="Times New Roman"/>
           <w:sz w:val="22"/>
         </w:rPr>
-        <w:t xml:space="preserve"> | ORCID: 0009-0002-8419-7231 (https://orcid.org/0009-0002-8419-7231)</w:t>
-      </w:r>
-    </w:p>
-    <w:p>
-      <w:pPr>
-        <w:spacing w:after="120"/>
-      </w:pPr>
-      <w:r>
-        <w:rPr>
-          <w:rFonts w:ascii="Times New Roman" w:hAnsi="Times New Roman"/>
-          <w:i/>
-          <w:sz w:val="22"/>
-        </w:rPr>
-        <w:t>On behalf of Co-Authors:</w:t>
+        <w:t>**Dr. Catur Suratnoaji, M.Si.** (UPN Veteran Jawa Timur, ORCID: 0000-0002-8596-3914)</w:t>
       </w:r>
     </w:p>
     <w:p>
       <w:pPr>
         <w:pStyle w:val="ListBullet"/>
-        <w:spacing w:after="120"/>
+        <w:spacing w:after="60" w:line="276" w:lineRule="auto"/>
       </w:pPr>
-      <w:r>
-        <w:rPr>
-          <w:rFonts w:ascii="Times New Roman" w:hAnsi="Times New Roman"/>
-          <w:b/>
-          <w:sz w:val="22"/>
-        </w:rPr>
-        <w:t>Dr. Catur Suratnoaji, M.Si.</w:t>
-      </w:r>
       <w:r>
         <w:rPr>
           <w:rFonts w:ascii="Times New Roman" w:hAnsi="Times New Roman"/>
           <w:sz w:val="22"/>
         </w:rPr>
-        <w:t xml:space="preserve"> (UPN Veteran Jawa Timur, ORCID: 0000-0002-8596-3914)</w:t>
-      </w:r>
-    </w:p>
-    <w:p>
-      <w:pPr>
-        <w:pStyle w:val="ListBullet"/>
-        <w:spacing w:after="120"/>
-      </w:pPr>
-      <w:r>
-        <w:rPr>
-          <w:rFonts w:ascii="Times New Roman" w:hAnsi="Times New Roman"/>
-          <w:b/>
-          <w:sz w:val="22"/>
-        </w:rPr>
-        <w:t>Dr. Agus Widiyarta, S.Sos., M.Si.</w:t>
-      </w:r>
-      <w:r>
-        <w:rPr>
-          <w:rFonts w:ascii="Times New Roman" w:hAnsi="Times New Roman"/>
-          <w:sz w:val="22"/>
-        </w:rPr>
-        <w:t xml:space="preserve"> (UPN Veteran Jawa Timur, ORCID: 0000-0002-7104-5820)</w:t>
+        <w:t>**Dr. Agus Widiyarta, S.Sos., M.Si.** (UPN Veteran Jawa Timur, ORCID: 0000-0002-7104-5820)</w:t>
       </w:r>
     </w:p>
     <w:sectPr>
       <w:pgSz w:w="12240" w:h="15840"/>
-      <w:pgMar w:top="1440" w:right="1800" w:bottom="1440" w:left="1800" w:header="720" w:footer="720" w:gutter="0"/>
+      <w:pgMar w:top="1440" w:right="1440" w:bottom="1440" w:left="1440" w:header="720" w:footer="720" w:gutter="0"/>
       <w:cols w:space="720"/>
       <w:docGrid w:linePitch="360"/>
     </w:sectPr>
@@ -1166,10 +881,6 @@
     <w:name w:val="Normal"/>
     <w:qFormat/>
     <w:rsid w:val="00FC693F"/>
-    <w:rPr>
-      <w:rFonts w:ascii="Times New Roman" w:hAnsi="Times New Roman"/>
-      <w:sz w:val="22"/>
-    </w:rPr>
   </w:style>
   <w:style w:type="paragraph" w:styleId="Header">
     <w:name w:val="header"/>

--- a/manuscript/Cover_Letter_JCMC_Oxford.docx
+++ b/manuscript/Cover_Letter_JCMC_Oxford.docx
@@ -22,13 +22,21 @@
       <w:pPr>
         <w:spacing w:after="120" w:line="276" w:lineRule="auto"/>
       </w:pPr>
+      <w:r/>
       <w:r>
         <w:rPr>
           <w:rFonts w:ascii="Times New Roman" w:hAnsi="Times New Roman"/>
-          <w:b w:val="0"/>
+          <w:b/>
           <w:sz w:val="22"/>
         </w:rPr>
-        <w:t>**Date:** March 20, 2026</w:t>
+        <w:t>Date:</w:t>
+      </w:r>
+      <w:r>
+        <w:rPr>
+          <w:rFonts w:ascii="Times New Roman" w:hAnsi="Times New Roman"/>
+          <w:sz w:val="22"/>
+        </w:rPr>
+        <w:t xml:space="preserve"> March 20, 2026</w:t>
       </w:r>
     </w:p>
     <w:p/>
@@ -36,37 +44,49 @@
       <w:pPr>
         <w:spacing w:after="120" w:line="276" w:lineRule="auto"/>
       </w:pPr>
+      <w:r/>
       <w:r>
         <w:rPr>
           <w:rFonts w:ascii="Times New Roman" w:hAnsi="Times New Roman"/>
-          <w:b w:val="0"/>
+          <w:b/>
           <w:sz w:val="22"/>
         </w:rPr>
-        <w:t>**To:**</w:t>
+        <w:t>To:</w:t>
       </w:r>
     </w:p>
     <w:p>
       <w:pPr>
         <w:spacing w:after="120" w:line="276" w:lineRule="auto"/>
       </w:pPr>
+      <w:r/>
       <w:r>
         <w:rPr>
           <w:rFonts w:ascii="Times New Roman" w:hAnsi="Times New Roman"/>
+          <w:b/>
           <w:sz w:val="22"/>
         </w:rPr>
-        <w:t>**Editor-in-Chief &amp; Editorial Board**</w:t>
+        <w:t>Editor-in-Chief &amp; Editorial Board</w:t>
       </w:r>
     </w:p>
     <w:p>
       <w:pPr>
         <w:spacing w:after="120" w:line="276" w:lineRule="auto"/>
       </w:pPr>
+      <w:r/>
+      <w:r>
+        <w:rPr>
+          <w:rFonts w:ascii="Times New Roman" w:hAnsi="Times New Roman"/>
+          <w:i/>
+          <w:sz w:val="22"/>
+        </w:rPr>
+        <w:t>Journal of Computer-Mediated Communication</w:t>
+      </w:r>
       <w:r>
         <w:rPr>
           <w:rFonts w:ascii="Times New Roman" w:hAnsi="Times New Roman"/>
           <w:sz w:val="22"/>
         </w:rPr>
-        <w:t>*Journal of Computer-Mediated Communication* (JCMC)</w:t>
+        <w:t xml:space="preserve"> (JCMC)</w:t>
       </w:r>
     </w:p>
     <w:p>
@@ -86,13 +106,21 @@
       <w:pPr>
         <w:spacing w:after="120" w:line="276" w:lineRule="auto"/>
       </w:pPr>
+      <w:r/>
       <w:r>
         <w:rPr>
           <w:rFonts w:ascii="Times New Roman" w:hAnsi="Times New Roman"/>
-          <w:b w:val="0"/>
+          <w:b/>
           <w:sz w:val="22"/>
         </w:rPr>
-        <w:t>**Subject:** Submission of Original Research Article for Double-Blind Peer Review</w:t>
+        <w:t>Subject:</w:t>
+      </w:r>
+      <w:r>
+        <w:rPr>
+          <w:rFonts w:ascii="Times New Roman" w:hAnsi="Times New Roman"/>
+          <w:sz w:val="22"/>
+        </w:rPr>
+        <w:t xml:space="preserve"> Submission of Original Research Article for Double-Blind Peer Review</w:t>
       </w:r>
     </w:p>
     <w:p/>
@@ -138,12 +166,14 @@
       <w:pPr>
         <w:spacing w:after="120" w:line="276" w:lineRule="auto"/>
       </w:pPr>
+      <w:r/>
       <w:r>
         <w:rPr>
           <w:rFonts w:ascii="Times New Roman" w:hAnsi="Times New Roman"/>
+          <w:b/>
           <w:sz w:val="22"/>
         </w:rPr>
-        <w:t>**"Digital Sarcasm, Networked Affect, and the Algorithmic Oracle: A Computational Communication Forensic of Citizen Dissent and the Phygital Governance Disconnect on Platform X"**</w:t>
+        <w:t>"Digital Sarcasm, Networked Affect, and the Algorithmic Oracle: A Computational Communication Forensic of Citizen Dissent and the Phygital Governance Disconnect on Platform X"</w:t>
       </w:r>
     </w:p>
     <w:p/>
@@ -151,12 +181,28 @@
       <w:pPr>
         <w:spacing w:after="120" w:line="276" w:lineRule="auto"/>
       </w:pPr>
+      <w:r/>
       <w:r>
         <w:rPr>
           <w:rFonts w:ascii="Times New Roman" w:hAnsi="Times New Roman"/>
           <w:sz w:val="22"/>
         </w:rPr>
-        <w:t>for consideration as an Original Research Article in the *Journal of Computer-Mediated Communication* (JCMC).</w:t>
+        <w:t xml:space="preserve">for consideration as an Original Research Article in the </w:t>
+      </w:r>
+      <w:r>
+        <w:rPr>
+          <w:rFonts w:ascii="Times New Roman" w:hAnsi="Times New Roman"/>
+          <w:i/>
+          <w:sz w:val="22"/>
+        </w:rPr>
+        <w:t>Journal of Computer-Mediated Communication</w:t>
+      </w:r>
+      <w:r>
+        <w:rPr>
+          <w:rFonts w:ascii="Times New Roman" w:hAnsi="Times New Roman"/>
+          <w:sz w:val="22"/>
+        </w:rPr>
+        <w:t xml:space="preserve"> (JCMC).</w:t>
       </w:r>
     </w:p>
     <w:p/>
@@ -190,12 +236,28 @@
       <w:pPr>
         <w:spacing w:after="120" w:line="276" w:lineRule="auto"/>
       </w:pPr>
+      <w:r/>
       <w:r>
         <w:rPr>
           <w:rFonts w:ascii="Times New Roman" w:hAnsi="Times New Roman"/>
           <w:sz w:val="22"/>
         </w:rPr>
-        <w:t>Our study investigates citizen reaction to Indonesia's multi-billion-dollar Free Nutritious Meal (*Makan Bergizi Gratis* / MBG) program on Platform X ($N = 9,862$). We make three primary theoretical and empirical contributions that align squarely with JCMC's mission:</w:t>
+        <w:t>Our study investigates citizen reaction to Indonesia's multi-billion-dollar Free Nutritious Meal (</w:t>
+      </w:r>
+      <w:r>
+        <w:rPr>
+          <w:rFonts w:ascii="Times New Roman" w:hAnsi="Times New Roman"/>
+          <w:i/>
+          <w:sz w:val="22"/>
+        </w:rPr>
+        <w:t>Makan Bergizi Gratis</w:t>
+      </w:r>
+      <w:r>
+        <w:rPr>
+          <w:rFonts w:ascii="Times New Roman" w:hAnsi="Times New Roman"/>
+          <w:sz w:val="22"/>
+        </w:rPr>
+        <w:t xml:space="preserve"> / MBG) program on Platform X ($N = 9,862$). We make three primary theoretical and empirical contributions that align squarely with JCMC's mission:</w:t>
       </w:r>
     </w:p>
     <w:p>
@@ -203,12 +265,21 @@
         <w:pStyle w:val="ListNumber"/>
         <w:spacing w:after="60" w:line="276" w:lineRule="auto"/>
       </w:pPr>
+      <w:r/>
+      <w:r>
+        <w:rPr>
+          <w:rFonts w:ascii="Times New Roman" w:hAnsi="Times New Roman"/>
+          <w:b/>
+          <w:sz w:val="22"/>
+        </w:rPr>
+        <w:t>Paralinguistic Sarcasm Inversion &amp; Affective CMC:</w:t>
+      </w:r>
       <w:r>
         <w:rPr>
           <w:rFonts w:ascii="Times New Roman" w:hAnsi="Times New Roman"/>
           <w:sz w:val="22"/>
         </w:rPr>
-        <w:t>**Paralinguistic Sarcasm Inversion &amp; Affective CMC:** We examine how non-verbal digital affordances (sarcastic emojis such as 🤡, 🤮, 😭) invert literal laudatory text into visceral moral resistance, addressing pragmatic incongruence that conventional sentiment analysis consistently misinterprets.</w:t>
+        <w:t xml:space="preserve"> We examine how non-verbal digital affordances (sarcastic emojis such as 🤡, 🤮, 😭) invert literal laudatory text into visceral moral resistance, addressing pragmatic incongruence that conventional sentiment analysis consistently misinterprets.</w:t>
       </w:r>
     </w:p>
     <w:p>
@@ -216,12 +287,21 @@
         <w:pStyle w:val="ListNumber"/>
         <w:spacing w:after="60" w:line="276" w:lineRule="auto"/>
       </w:pPr>
+      <w:r/>
+      <w:r>
+        <w:rPr>
+          <w:rFonts w:ascii="Times New Roman" w:hAnsi="Times New Roman"/>
+          <w:b/>
+          <w:sz w:val="22"/>
+        </w:rPr>
+        <w:t>The Algorithmic Oracle &amp; Human-Machine Communication (HMC):</w:t>
+      </w:r>
       <w:r>
         <w:rPr>
           <w:rFonts w:ascii="Times New Roman" w:hAnsi="Times New Roman"/>
           <w:sz w:val="22"/>
         </w:rPr>
-        <w:t>**The Algorithmic Oracle &amp; Human-Machine Communication (HMC):** We reveal an acute structural power asymmetry where official government accounts manifested high authority but zero conversational reciprocity, creating an institutional communication vacuum. Consequently, citizens bypassed human governance to petition an autonomous generative AI agent (`@grok`, out-degree = 42) as an objective "Algorithmic Oracle" to adjudicate public policy facts.</w:t>
+        <w:t xml:space="preserve"> We reveal an acute structural power asymmetry where official government accounts manifested high authority but zero conversational reciprocity, creating an institutional communication vacuum. Consequently, citizens bypassed human governance to petition an autonomous generative AI agent (@grok, out-degree = 42) as an objective "Algorithmic Oracle" to adjudicate public policy facts.</w:t>
       </w:r>
     </w:p>
     <w:p>
@@ -229,12 +309,21 @@
         <w:pStyle w:val="ListNumber"/>
         <w:spacing w:after="60" w:line="276" w:lineRule="auto"/>
       </w:pPr>
+      <w:r/>
+      <w:r>
+        <w:rPr>
+          <w:rFonts w:ascii="Times New Roman" w:hAnsi="Times New Roman"/>
+          <w:b/>
+          <w:sz w:val="22"/>
+        </w:rPr>
+        <w:t>The Phygital Governance Disconnect:</w:t>
+      </w:r>
       <w:r>
         <w:rPr>
           <w:rFonts w:ascii="Times New Roman" w:hAnsi="Times New Roman"/>
           <w:sz w:val="22"/>
         </w:rPr>
-        <w:t>**The Phygital Governance Disconnect:** Combining Aspect-Based Sentiment Analysis (ABSA) and Plutchik emotion modeling, we demonstrate how physical operational breakdowns (food poisoning, procurement corruption, logistical failures) triggered widespread digital moral disgust ($98.14\%$), severing public trust.</w:t>
+        <w:t xml:space="preserve"> Combining Aspect-Based Sentiment Analysis (ABSA) and Plutchik emotion modeling, we demonstrate how physical operational breakdowns (food poisoning, procurement corruption, logistical failures) triggered widespread digital moral disgust ($98.14\%$), severing public trust.</w:t>
       </w:r>
     </w:p>
     <w:p/>
@@ -256,12 +345,21 @@
         <w:pStyle w:val="ListBullet"/>
         <w:spacing w:after="60" w:line="276" w:lineRule="auto"/>
       </w:pPr>
+      <w:r/>
+      <w:r>
+        <w:rPr>
+          <w:rFonts w:ascii="Times New Roman" w:hAnsi="Times New Roman"/>
+          <w:b/>
+          <w:sz w:val="22"/>
+        </w:rPr>
+        <w:t>State-of-the-Art Transformer Architecture:</w:t>
+      </w:r>
       <w:r>
         <w:rPr>
           <w:rFonts w:ascii="Times New Roman" w:hAnsi="Times New Roman"/>
           <w:sz w:val="22"/>
         </w:rPr>
-        <w:t>**State-of-the-Art Transformer Architecture:** Fine-tuned `indobenchmark/indobert-base-p2` with monotonic training loss reduction ($1.8708 \rightarrow 0.6974$) and $223.3$ posts/sec GPU inference throughput.</w:t>
+        <w:t xml:space="preserve"> Fine-tuned indobenchmark/indobert-base-p2 with monotonic training loss reduction ($1.8708 \rightarrow 0.6974$) and $223.3$ posts/sec GPU inference throughput.</w:t>
       </w:r>
     </w:p>
     <w:p>
@@ -269,12 +367,81 @@
         <w:pStyle w:val="ListBullet"/>
         <w:spacing w:after="60" w:line="276" w:lineRule="auto"/>
       </w:pPr>
+      <w:r/>
+      <w:r>
+        <w:rPr>
+          <w:rFonts w:ascii="Times New Roman" w:hAnsi="Times New Roman"/>
+          <w:b/>
+          <w:sz w:val="22"/>
+        </w:rPr>
+        <w:t>Multi-Annotator Inter-Rater Reliability Gold Standard:</w:t>
+      </w:r>
       <w:r>
         <w:rPr>
           <w:rFonts w:ascii="Times New Roman" w:hAnsi="Times New Roman"/>
           <w:sz w:val="22"/>
         </w:rPr>
-        <w:t>**Multi-Annotator Inter-Rater Reliability Gold Standard:** Stratified sample ($n = 100$) evaluated by independent communication and corpus linguistics scholars achieved inter-human agreement of **95.00%** ($κ = 0.9135$), Tri-Rater Fleiss' Kappa of **$κ_{\Fleiss} = 0.8442$**, Krippendorff's Alpha **$α = 0.8447$**, and IndoBERT vs. Consensus Gold accuracy of **90.00%** ($κ = 0.8243$).</w:t>
+        <w:t xml:space="preserve"> Stratified sample ($n = 100$) evaluated by independent communication and corpus linguistics scholars achieved inter-human agreement of </w:t>
+      </w:r>
+      <w:r>
+        <w:rPr>
+          <w:rFonts w:ascii="Times New Roman" w:hAnsi="Times New Roman"/>
+          <w:b/>
+          <w:sz w:val="22"/>
+        </w:rPr>
+        <w:t>95.00%</w:t>
+      </w:r>
+      <w:r>
+        <w:rPr>
+          <w:rFonts w:ascii="Times New Roman" w:hAnsi="Times New Roman"/>
+          <w:sz w:val="22"/>
+        </w:rPr>
+        <w:t xml:space="preserve"> ($κ = 0.9135$), Tri-Rater Fleiss' Kappa of </w:t>
+      </w:r>
+      <w:r>
+        <w:rPr>
+          <w:rFonts w:ascii="Times New Roman" w:hAnsi="Times New Roman"/>
+          <w:b/>
+          <w:sz w:val="22"/>
+        </w:rPr>
+        <w:t>$κ_{\Fleiss} = 0.8442$</w:t>
+      </w:r>
+      <w:r>
+        <w:rPr>
+          <w:rFonts w:ascii="Times New Roman" w:hAnsi="Times New Roman"/>
+          <w:sz w:val="22"/>
+        </w:rPr>
+        <w:t xml:space="preserve">, Krippendorff's Alpha </w:t>
+      </w:r>
+      <w:r>
+        <w:rPr>
+          <w:rFonts w:ascii="Times New Roman" w:hAnsi="Times New Roman"/>
+          <w:b/>
+          <w:sz w:val="22"/>
+        </w:rPr>
+        <w:t>$α = 0.8447$</w:t>
+      </w:r>
+      <w:r>
+        <w:rPr>
+          <w:rFonts w:ascii="Times New Roman" w:hAnsi="Times New Roman"/>
+          <w:sz w:val="22"/>
+        </w:rPr>
+        <w:t xml:space="preserve">, and IndoBERT vs. Consensus Gold accuracy of </w:t>
+      </w:r>
+      <w:r>
+        <w:rPr>
+          <w:rFonts w:ascii="Times New Roman" w:hAnsi="Times New Roman"/>
+          <w:b/>
+          <w:sz w:val="22"/>
+        </w:rPr>
+        <w:t>90.00%</w:t>
+      </w:r>
+      <w:r>
+        <w:rPr>
+          <w:rFonts w:ascii="Times New Roman" w:hAnsi="Times New Roman"/>
+          <w:sz w:val="22"/>
+        </w:rPr>
+        <w:t xml:space="preserve"> ($κ = 0.8243$).</w:t>
       </w:r>
     </w:p>
     <w:p>
@@ -282,12 +449,51 @@
         <w:pStyle w:val="ListBullet"/>
         <w:spacing w:after="60" w:line="276" w:lineRule="auto"/>
       </w:pPr>
+      <w:r/>
+      <w:r>
+        <w:rPr>
+          <w:rFonts w:ascii="Times New Roman" w:hAnsi="Times New Roman"/>
+          <w:b/>
+          <w:sz w:val="22"/>
+        </w:rPr>
+        <w:t>Hierarchical Taxonomy for Minority Imbalance:</w:t>
+      </w:r>
       <w:r>
         <w:rPr>
           <w:rFonts w:ascii="Times New Roman" w:hAnsi="Times New Roman"/>
           <w:sz w:val="22"/>
         </w:rPr>
-        <w:t>**Hierarchical Taxonomy for Minority Imbalance:** We addressed extreme corpus imbalance through linguistic error dissection and a 3-tier functional valence taxonomy, achieving **Macro-F1 of 0.7522 (75.22%)** and accuracy of **76.56%**.</w:t>
+        <w:t xml:space="preserve"> We addressed extreme corpus imbalance through linguistic error dissection and a 3-tier functional valence taxonomy, achieving </w:t>
+      </w:r>
+      <w:r>
+        <w:rPr>
+          <w:rFonts w:ascii="Times New Roman" w:hAnsi="Times New Roman"/>
+          <w:b/>
+          <w:sz w:val="22"/>
+        </w:rPr>
+        <w:t>Macro-F1 of 0.7522 (75.22%)</w:t>
+      </w:r>
+      <w:r>
+        <w:rPr>
+          <w:rFonts w:ascii="Times New Roman" w:hAnsi="Times New Roman"/>
+          <w:sz w:val="22"/>
+        </w:rPr>
+        <w:t xml:space="preserve"> and accuracy of </w:t>
+      </w:r>
+      <w:r>
+        <w:rPr>
+          <w:rFonts w:ascii="Times New Roman" w:hAnsi="Times New Roman"/>
+          <w:b/>
+          <w:sz w:val="22"/>
+        </w:rPr>
+        <w:t>76.56%</w:t>
+      </w:r>
+      <w:r>
+        <w:rPr>
+          <w:rFonts w:ascii="Times New Roman" w:hAnsi="Times New Roman"/>
+          <w:sz w:val="22"/>
+        </w:rPr>
+        <w:t>.</w:t>
       </w:r>
     </w:p>
     <w:p>
@@ -295,12 +501,21 @@
         <w:pStyle w:val="ListBullet"/>
         <w:spacing w:after="60" w:line="276" w:lineRule="auto"/>
       </w:pPr>
+      <w:r/>
+      <w:r>
+        <w:rPr>
+          <w:rFonts w:ascii="Times New Roman" w:hAnsi="Times New Roman"/>
+          <w:b/>
+          <w:sz w:val="22"/>
+        </w:rPr>
+        <w:t>Canonical Network Topology:</w:t>
+      </w:r>
       <w:r>
         <w:rPr>
           <w:rFonts w:ascii="Times New Roman" w:hAnsi="Times New Roman"/>
           <w:sz w:val="22"/>
         </w:rPr>
-        <w:t>**Canonical Network Topology:** Mathematical directed network analysis ($|V| = 971$, $|E| = 666$, reciprocity = $1.21\%$, modularity $Q = 0.9837$ across $332$ clusters).</w:t>
+        <w:t xml:space="preserve"> Mathematical directed network analysis ($|V| = 971$, $|E| = 666$, reciprocity = $1.21\%$, modularity $Q = 0.9837 across 332$ clusters).</w:t>
       </w:r>
     </w:p>
     <w:p/>
@@ -322,12 +537,21 @@
         <w:pStyle w:val="ListBullet"/>
         <w:spacing w:after="60" w:line="276" w:lineRule="auto"/>
       </w:pPr>
+      <w:r/>
+      <w:r>
+        <w:rPr>
+          <w:rFonts w:ascii="Times New Roman" w:hAnsi="Times New Roman"/>
+          <w:b/>
+          <w:sz w:val="22"/>
+        </w:rPr>
+        <w:t>Originality &amp; Exclusivity:</w:t>
+      </w:r>
       <w:r>
         <w:rPr>
           <w:rFonts w:ascii="Times New Roman" w:hAnsi="Times New Roman"/>
           <w:sz w:val="22"/>
         </w:rPr>
-        <w:t>**Originality &amp; Exclusivity:** This manuscript represents original research that has not been published elsewhere and is not currently under consideration by any other journal.</w:t>
+        <w:t xml:space="preserve"> This manuscript represents original research that has not been published elsewhere and is not currently under consideration by any other journal.</w:t>
       </w:r>
     </w:p>
     <w:p>
@@ -335,12 +559,21 @@
         <w:pStyle w:val="ListBullet"/>
         <w:spacing w:after="60" w:line="276" w:lineRule="auto"/>
       </w:pPr>
+      <w:r/>
+      <w:r>
+        <w:rPr>
+          <w:rFonts w:ascii="Times New Roman" w:hAnsi="Times New Roman"/>
+          <w:b/>
+          <w:sz w:val="22"/>
+        </w:rPr>
+        <w:t>Double-Blind Review Compliance:</w:t>
+      </w:r>
       <w:r>
         <w:rPr>
           <w:rFonts w:ascii="Times New Roman" w:hAnsi="Times New Roman"/>
           <w:sz w:val="22"/>
         </w:rPr>
-        <w:t>**Double-Blind Review Compliance:** The main manuscript is completely anonymized. All author names, institutional affiliations, and self-referential indicators have been removed. Author details are provided exclusively in the separate Title Page.</w:t>
+        <w:t xml:space="preserve"> The main manuscript is completely anonymized. All author names, institutional affiliations, and self-referential indicators have been removed. Author details are provided exclusively in the separate Title Page.</w:t>
       </w:r>
     </w:p>
     <w:p>
@@ -348,12 +581,21 @@
         <w:pStyle w:val="ListBullet"/>
         <w:spacing w:after="60" w:line="276" w:lineRule="auto"/>
       </w:pPr>
+      <w:r/>
+      <w:r>
+        <w:rPr>
+          <w:rFonts w:ascii="Times New Roman" w:hAnsi="Times New Roman"/>
+          <w:b/>
+          <w:sz w:val="22"/>
+        </w:rPr>
+        <w:t>Open Science &amp; Reproducibility:</w:t>
+      </w:r>
       <w:r>
         <w:rPr>
           <w:rFonts w:ascii="Times New Roman" w:hAnsi="Times New Roman"/>
           <w:sz w:val="22"/>
         </w:rPr>
-        <w:t>**Open Science &amp; Reproducibility:** In full compliance with ICA open science standards, all replication scripts, canonical network edge lists, multi-annotator gold datasets, and model evaluation reports are permanently hosted at our public repository: `https://github.com/indri007/ThisIsEconomy`.</w:t>
+        <w:t xml:space="preserve"> In full compliance with ICA open science standards, all replication scripts, canonical network edge lists, multi-annotator gold datasets, and model evaluation reports are permanently hosted at our public repository: https://github.com/indri007/ThisIsEconomy.</w:t>
       </w:r>
     </w:p>
     <w:p>
@@ -361,12 +603,21 @@
         <w:pStyle w:val="ListBullet"/>
         <w:spacing w:after="60" w:line="276" w:lineRule="auto"/>
       </w:pPr>
+      <w:r/>
+      <w:r>
+        <w:rPr>
+          <w:rFonts w:ascii="Times New Roman" w:hAnsi="Times New Roman"/>
+          <w:b/>
+          <w:sz w:val="22"/>
+        </w:rPr>
+        <w:t>Ethical Compliance:</w:t>
+      </w:r>
       <w:r>
         <w:rPr>
           <w:rFonts w:ascii="Times New Roman" w:hAnsi="Times New Roman"/>
           <w:sz w:val="22"/>
         </w:rPr>
-        <w:t>**Ethical Compliance:** Data collection adhered strictly to Platform X Developer Terms of Service and academic data ethics guidelines for public digital footprints. No private messages or personally identifiable human subjects were compromised.</w:t>
+        <w:t xml:space="preserve"> Data collection adhered strictly to Platform X Developer Terms of Service and academic data ethics guidelines for public digital footprints. No private messages or personally identifiable human subjects were compromised.</w:t>
       </w:r>
     </w:p>
     <w:p>
@@ -374,12 +625,21 @@
         <w:pStyle w:val="ListBullet"/>
         <w:spacing w:after="60" w:line="276" w:lineRule="auto"/>
       </w:pPr>
+      <w:r/>
+      <w:r>
+        <w:rPr>
+          <w:rFonts w:ascii="Times New Roman" w:hAnsi="Times New Roman"/>
+          <w:b/>
+          <w:sz w:val="22"/>
+        </w:rPr>
+        <w:t>Author Approval:</w:t>
+      </w:r>
       <w:r>
         <w:rPr>
           <w:rFonts w:ascii="Times New Roman" w:hAnsi="Times New Roman"/>
           <w:sz w:val="22"/>
         </w:rPr>
-        <w:t>**Author Approval:** All co-authors have actively contributed to and approved this submission.</w:t>
+        <w:t xml:space="preserve"> All co-authors have actively contributed to and approved this submission.</w:t>
       </w:r>
     </w:p>
     <w:p/>
@@ -413,12 +673,29 @@
       <w:pPr>
         <w:spacing w:after="120" w:line="276" w:lineRule="auto"/>
       </w:pPr>
+      <w:r/>
+      <w:r>
+        <w:rPr>
+          <w:rFonts w:ascii="Times New Roman" w:hAnsi="Times New Roman"/>
+          <w:b/>
+          <w:sz w:val="22"/>
+        </w:rPr>
+        <w:t>Indri Anjar Kartika Sari</w:t>
+      </w:r>
       <w:r>
         <w:rPr>
           <w:rFonts w:ascii="Times New Roman" w:hAnsi="Times New Roman"/>
           <w:sz w:val="22"/>
         </w:rPr>
-        <w:t>**Indri Anjar Kartika Sari** *(Corresponding Author)*</w:t>
+        <w:t xml:space="preserve"> </w:t>
+      </w:r>
+      <w:r>
+        <w:rPr>
+          <w:rFonts w:ascii="Times New Roman" w:hAnsi="Times New Roman"/>
+          <w:i/>
+          <w:sz w:val="22"/>
+        </w:rPr>
+        <w:t>(Corresponding Author)</w:t>
       </w:r>
     </w:p>
     <w:p>
@@ -461,12 +738,13 @@
       <w:pPr>
         <w:spacing w:after="120" w:line="276" w:lineRule="auto"/>
       </w:pPr>
+      <w:r/>
       <w:r>
         <w:rPr>
           <w:rFonts w:ascii="Times New Roman" w:hAnsi="Times New Roman"/>
           <w:sz w:val="22"/>
         </w:rPr>
-        <w:t>Email: `indrianjar@gmail.com` | ORCID: [0009-0002-8419-7231](https://orcid.org/0009-0002-8419-7231)</w:t>
+        <w:t>Email: indrianjar@gmail.com | ORCID: [0009-0002-8419-7231](https://orcid.org/0009-0002-8419-7231)</w:t>
       </w:r>
     </w:p>
     <w:p/>
@@ -474,12 +752,14 @@
       <w:pPr>
         <w:spacing w:after="120" w:line="276" w:lineRule="auto"/>
       </w:pPr>
+      <w:r/>
       <w:r>
         <w:rPr>
           <w:rFonts w:ascii="Times New Roman" w:hAnsi="Times New Roman"/>
+          <w:i/>
           <w:sz w:val="22"/>
         </w:rPr>
-        <w:t>*On behalf of Co-Authors:*</w:t>
+        <w:t>On behalf of Co-Authors:</w:t>
       </w:r>
     </w:p>
     <w:p>
@@ -487,12 +767,21 @@
         <w:pStyle w:val="ListBullet"/>
         <w:spacing w:after="60" w:line="276" w:lineRule="auto"/>
       </w:pPr>
+      <w:r/>
+      <w:r>
+        <w:rPr>
+          <w:rFonts w:ascii="Times New Roman" w:hAnsi="Times New Roman"/>
+          <w:b/>
+          <w:sz w:val="22"/>
+        </w:rPr>
+        <w:t>Dr. Catur Suratnoaji, M.Si.</w:t>
+      </w:r>
       <w:r>
         <w:rPr>
           <w:rFonts w:ascii="Times New Roman" w:hAnsi="Times New Roman"/>
           <w:sz w:val="22"/>
         </w:rPr>
-        <w:t>**Dr. Catur Suratnoaji, M.Si.** (UPN Veteran Jawa Timur, ORCID: 0000-0002-8596-3914)</w:t>
+        <w:t xml:space="preserve"> (UPN Veteran Jawa Timur, ORCID: 0000-0002-8596-3914)</w:t>
       </w:r>
     </w:p>
     <w:p>
@@ -500,12 +789,21 @@
         <w:pStyle w:val="ListBullet"/>
         <w:spacing w:after="60" w:line="276" w:lineRule="auto"/>
       </w:pPr>
+      <w:r/>
+      <w:r>
+        <w:rPr>
+          <w:rFonts w:ascii="Times New Roman" w:hAnsi="Times New Roman"/>
+          <w:b/>
+          <w:sz w:val="22"/>
+        </w:rPr>
+        <w:t>Dr. Agus Widiyarta, S.Sos., M.Si.</w:t>
+      </w:r>
       <w:r>
         <w:rPr>
           <w:rFonts w:ascii="Times New Roman" w:hAnsi="Times New Roman"/>
           <w:sz w:val="22"/>
         </w:rPr>
-        <w:t>**Dr. Agus Widiyarta, S.Sos., M.Si.** (UPN Veteran Jawa Timur, ORCID: 0000-0002-7104-5820)</w:t>
+        <w:t xml:space="preserve"> (UPN Veteran Jawa Timur, ORCID: 0000-0002-7104-5820)</w:t>
       </w:r>
     </w:p>
     <w:sectPr>

--- a/manuscript/Cover_Letter_JCMC_Oxford.docx
+++ b/manuscript/Cover_Letter_JCMC_Oxford.docx
@@ -242,22 +242,7 @@
           <w:rFonts w:ascii="Times New Roman" w:hAnsi="Times New Roman"/>
           <w:sz w:val="22"/>
         </w:rPr>
-        <w:t>Our study investigates citizen reaction to Indonesia's multi-billion-dollar Free Nutritious Meal (</w:t>
-      </w:r>
-      <w:r>
-        <w:rPr>
-          <w:rFonts w:ascii="Times New Roman" w:hAnsi="Times New Roman"/>
-          <w:i/>
-          <w:sz w:val="22"/>
-        </w:rPr>
-        <w:t>Makan Bergizi Gratis</w:t>
-      </w:r>
-      <w:r>
-        <w:rPr>
-          <w:rFonts w:ascii="Times New Roman" w:hAnsi="Times New Roman"/>
-          <w:sz w:val="22"/>
-        </w:rPr>
-        <w:t xml:space="preserve"> / MBG) program on Platform X ($N = 9,862$). We make three primary theoretical and empirical contributions that align squarely with JCMC's mission:</w:t>
+        <w:t>Our study investigates citizen reaction to Indonesia's multi-billion-dollar Free Nutritious Meal (Makan Bergizi Gratis / MBG) program on Platform X ($N = 9,862$). We make three primary theoretical and empirical contributions that align squarely with JCMC's mission:</w:t>
       </w:r>
     </w:p>
     <w:p>
@@ -313,17 +298,9 @@
       <w:r>
         <w:rPr>
           <w:rFonts w:ascii="Times New Roman" w:hAnsi="Times New Roman"/>
-          <w:b/>
           <w:sz w:val="22"/>
         </w:rPr>
-        <w:t>The Phygital Governance Disconnect:</w:t>
-      </w:r>
-      <w:r>
-        <w:rPr>
-          <w:rFonts w:ascii="Times New Roman" w:hAnsi="Times New Roman"/>
-          <w:sz w:val="22"/>
-        </w:rPr>
-        <w:t xml:space="preserve"> Combining Aspect-Based Sentiment Analysis (ABSA) and Plutchik emotion modeling, we demonstrate how physical operational breakdowns (food poisoning, procurement corruption, logistical failures) triggered widespread digital moral disgust ($98.14\%$), severing public trust.</w:t>
+        <w:t>The Phygital Governance Disconnect: Combining Aspect-Based Sentiment Analysis (ABSA) and Plutchik emotion modeling, we demonstrate how physical operational breakdowns (food poisoning, procurement corruption, logistical failures) triggered widespread digital moral disgust ($98.14\%$), severing public trust.</w:t>
       </w:r>
     </w:p>
     <w:p/>
@@ -349,17 +326,9 @@
       <w:r>
         <w:rPr>
           <w:rFonts w:ascii="Times New Roman" w:hAnsi="Times New Roman"/>
-          <w:b/>
           <w:sz w:val="22"/>
         </w:rPr>
-        <w:t>State-of-the-Art Transformer Architecture:</w:t>
-      </w:r>
-      <w:r>
-        <w:rPr>
-          <w:rFonts w:ascii="Times New Roman" w:hAnsi="Times New Roman"/>
-          <w:sz w:val="22"/>
-        </w:rPr>
-        <w:t xml:space="preserve"> Fine-tuned indobenchmark/indobert-base-p2 with monotonic training loss reduction ($1.8708 \rightarrow 0.6974$) and $223.3$ posts/sec GPU inference throughput.</w:t>
+        <w:t>State-of-the-Art Transformer Architecture: Fine-tuned indobenchmark/indobert-base-p2 with monotonic training loss reduction ($1.8708 \rightarrow 0.6974$) and $223.3$ posts/sec GPU inference throughput.</w:t>
       </w:r>
     </w:p>
     <w:p>
@@ -371,77 +340,9 @@
       <w:r>
         <w:rPr>
           <w:rFonts w:ascii="Times New Roman" w:hAnsi="Times New Roman"/>
-          <w:b/>
           <w:sz w:val="22"/>
         </w:rPr>
-        <w:t>Multi-Annotator Inter-Rater Reliability Gold Standard:</w:t>
-      </w:r>
-      <w:r>
-        <w:rPr>
-          <w:rFonts w:ascii="Times New Roman" w:hAnsi="Times New Roman"/>
-          <w:sz w:val="22"/>
-        </w:rPr>
-        <w:t xml:space="preserve"> Stratified sample ($n = 100$) evaluated by independent communication and corpus linguistics scholars achieved inter-human agreement of </w:t>
-      </w:r>
-      <w:r>
-        <w:rPr>
-          <w:rFonts w:ascii="Times New Roman" w:hAnsi="Times New Roman"/>
-          <w:b/>
-          <w:sz w:val="22"/>
-        </w:rPr>
-        <w:t>95.00%</w:t>
-      </w:r>
-      <w:r>
-        <w:rPr>
-          <w:rFonts w:ascii="Times New Roman" w:hAnsi="Times New Roman"/>
-          <w:sz w:val="22"/>
-        </w:rPr>
-        <w:t xml:space="preserve"> ($κ = 0.9135$), Tri-Rater Fleiss' Kappa of </w:t>
-      </w:r>
-      <w:r>
-        <w:rPr>
-          <w:rFonts w:ascii="Times New Roman" w:hAnsi="Times New Roman"/>
-          <w:b/>
-          <w:sz w:val="22"/>
-        </w:rPr>
-        <w:t>$κ_{\Fleiss} = 0.8442$</w:t>
-      </w:r>
-      <w:r>
-        <w:rPr>
-          <w:rFonts w:ascii="Times New Roman" w:hAnsi="Times New Roman"/>
-          <w:sz w:val="22"/>
-        </w:rPr>
-        <w:t xml:space="preserve">, Krippendorff's Alpha </w:t>
-      </w:r>
-      <w:r>
-        <w:rPr>
-          <w:rFonts w:ascii="Times New Roman" w:hAnsi="Times New Roman"/>
-          <w:b/>
-          <w:sz w:val="22"/>
-        </w:rPr>
-        <w:t>$α = 0.8447$</w:t>
-      </w:r>
-      <w:r>
-        <w:rPr>
-          <w:rFonts w:ascii="Times New Roman" w:hAnsi="Times New Roman"/>
-          <w:sz w:val="22"/>
-        </w:rPr>
-        <w:t xml:space="preserve">, and IndoBERT vs. Consensus Gold accuracy of </w:t>
-      </w:r>
-      <w:r>
-        <w:rPr>
-          <w:rFonts w:ascii="Times New Roman" w:hAnsi="Times New Roman"/>
-          <w:b/>
-          <w:sz w:val="22"/>
-        </w:rPr>
-        <w:t>90.00%</w:t>
-      </w:r>
-      <w:r>
-        <w:rPr>
-          <w:rFonts w:ascii="Times New Roman" w:hAnsi="Times New Roman"/>
-          <w:sz w:val="22"/>
-        </w:rPr>
-        <w:t xml:space="preserve"> ($κ = 0.8243$).</w:t>
+        <w:t>Multi-Annotator Inter-Rater Reliability Gold Standard: Stratified sample ($n = 100$) evaluated by independent communication and corpus linguistics scholars achieved inter-human agreement of 95.00% ($κ = 0.9135$), Tri-Rater Fleiss' Kappa of $κ_{\Fleiss} = 0.8442$, Krippendorff's Alpha $α = 0.8447$, and IndoBERT vs. Consensus Gold accuracy of 90.00% ($κ = 0.8243$).</w:t>
       </w:r>
     </w:p>
     <w:p>
@@ -505,17 +406,9 @@
       <w:r>
         <w:rPr>
           <w:rFonts w:ascii="Times New Roman" w:hAnsi="Times New Roman"/>
-          <w:b/>
           <w:sz w:val="22"/>
         </w:rPr>
-        <w:t>Canonical Network Topology:</w:t>
-      </w:r>
-      <w:r>
-        <w:rPr>
-          <w:rFonts w:ascii="Times New Roman" w:hAnsi="Times New Roman"/>
-          <w:sz w:val="22"/>
-        </w:rPr>
-        <w:t xml:space="preserve"> Mathematical directed network analysis ($|V| = 971$, $|E| = 666$, reciprocity = $1.21\%$, modularity $Q = 0.9837 across 332$ clusters).</w:t>
+        <w:t>Canonical Network Topology: Mathematical directed network analysis ($|V| = 971$, $|E| = 666$, reciprocity = $1.21\%$, modularity $Q = 0.9837 across 332$ clusters).</w:t>
       </w:r>
     </w:p>
     <w:p/>
